--- a/05_Website_Angular/docs/ResumeMatch-PH-Research-Instruments.docx
+++ b/05_Website_Angular/docs/ResumeMatch-PH-Research-Instruments.docx
@@ -135,7 +135,7 @@
           <w:sz w:val="19"/>
           <w:szCs w:val="19"/>
         </w:rPr>
-        <w:t xml:space="preserve">The four instruments this study administers, laid out so they can be printed and filled in, or copied into Google Forms. They are generated from the same file that writes Appendix A of the manuscript, so the wording here and the wording in the paper cannot drift apart. If an item needs to change, change it in edit/instruments.json and rebuild both.</w:t>
+        <w:t xml:space="preserve">The five instruments this study administers, laid out so they can be printed and filled in, or copied into Google Forms. They are generated from the same file that writes Appendix A of the manuscript, so the wording here and the wording in the paper cannot drift apart. If an item needs to change, change it in edit/instruments.json and rebuild both.</w:t>
       </w:r>
     </w:p>
     <w:p>
@@ -968,6 +968,124 @@
           </w:p>
         </w:tc>
       </w:tr>
+      <w:tr>
+        <w:tc>
+          <w:tcPr>
+            <w:tcW w:type="dxa" w:w="749"/>
+            <w:tcMar>
+              <w:top w:type="dxa" w:w="80"/>
+              <w:left w:type="dxa" w:w="105"/>
+              <w:bottom w:type="dxa" w:w="80"/>
+              <w:right w:type="dxa" w:w="105"/>
+            </w:tcMar>
+          </w:tcPr>
+          <w:p>
+            <w:pPr>
+              <w:spacing w:after="0" w:before="0" w:line="255"/>
+            </w:pPr>
+            <w:r>
+              <w:rPr>
+                <w:rFonts w:ascii="Arial" w:cs="Arial" w:eastAsia="Arial" w:hAnsi="Arial"/>
+                <w:b w:val="false"/>
+                <w:bCs w:val="false"/>
+                <w:i w:val="false"/>
+                <w:iCs w:val="false"/>
+                <w:color w:val="333333"/>
+                <w:sz w:val="16"/>
+                <w:szCs w:val="16"/>
+              </w:rPr>
+              <w:t xml:space="preserve">E</w:t>
+            </w:r>
+          </w:p>
+        </w:tc>
+        <w:tc>
+          <w:tcPr>
+            <w:tcW w:type="dxa" w:w="2434"/>
+            <w:tcMar>
+              <w:top w:type="dxa" w:w="80"/>
+              <w:left w:type="dxa" w:w="105"/>
+              <w:bottom w:type="dxa" w:w="80"/>
+              <w:right w:type="dxa" w:w="105"/>
+            </w:tcMar>
+          </w:tcPr>
+          <w:p>
+            <w:pPr>
+              <w:spacing w:after="0" w:before="0" w:line="255"/>
+            </w:pPr>
+            <w:r>
+              <w:rPr>
+                <w:rFonts w:ascii="Arial" w:cs="Arial" w:eastAsia="Arial" w:hAnsi="Arial"/>
+                <w:b w:val="false"/>
+                <w:bCs w:val="false"/>
+                <w:i w:val="false"/>
+                <w:iCs w:val="false"/>
+                <w:color w:val="333333"/>
+                <w:sz w:val="16"/>
+                <w:szCs w:val="16"/>
+              </w:rPr>
+              <w:t xml:space="preserve">HR and recruitment staff</w:t>
+            </w:r>
+          </w:p>
+        </w:tc>
+        <w:tc>
+          <w:tcPr>
+            <w:tcW w:type="dxa" w:w="4867"/>
+            <w:tcMar>
+              <w:top w:type="dxa" w:w="80"/>
+              <w:left w:type="dxa" w:w="105"/>
+              <w:bottom w:type="dxa" w:w="80"/>
+              <w:right w:type="dxa" w:w="105"/>
+            </w:tcMar>
+          </w:tcPr>
+          <w:p>
+            <w:pPr>
+              <w:spacing w:after="0" w:before="0" w:line="255"/>
+            </w:pPr>
+            <w:r>
+              <w:rPr>
+                <w:rFonts w:ascii="Arial" w:cs="Arial" w:eastAsia="Arial" w:hAnsi="Arial"/>
+                <w:b w:val="false"/>
+                <w:bCs w:val="false"/>
+                <w:i w:val="false"/>
+                <w:iCs w:val="false"/>
+                <w:color w:val="333333"/>
+                <w:sz w:val="16"/>
+                <w:szCs w:val="16"/>
+              </w:rPr>
+              <w:t xml:space="preserve">Straight after Instrument D, same session. Needs five prepared résumés.</w:t>
+            </w:r>
+          </w:p>
+        </w:tc>
+        <w:tc>
+          <w:tcPr>
+            <w:tcW w:type="dxa" w:w="1310"/>
+            <w:tcMar>
+              <w:top w:type="dxa" w:w="80"/>
+              <w:left w:type="dxa" w:w="105"/>
+              <w:bottom w:type="dxa" w:w="80"/>
+              <w:right w:type="dxa" w:w="105"/>
+            </w:tcMar>
+          </w:tcPr>
+          <w:p>
+            <w:pPr>
+              <w:spacing w:after="0" w:before="0" w:line="255"/>
+            </w:pPr>
+            <w:r>
+              <w:rPr>
+                <w:rFonts w:ascii="Arial" w:cs="Arial" w:eastAsia="Arial" w:hAnsi="Arial"/>
+                <w:b w:val="false"/>
+                <w:bCs w:val="false"/>
+                <w:i w:val="false"/>
+                <w:iCs w:val="false"/>
+                <w:color w:val="333333"/>
+                <w:sz w:val="16"/>
+                <w:szCs w:val="16"/>
+              </w:rPr>
+              <w:t xml:space="preserve">5</w:t>
+            </w:r>
+          </w:p>
+        </w:tc>
+      </w:tr>
     </w:tbl>
     <w:p>
       <w:pPr>
@@ -11803,7 +11921,283 @@
           <w:sz w:val="27"/>
           <w:szCs w:val="27"/>
         </w:rPr>
-        <w:t xml:space="preserve">Counting the items</w:t>
+        <w:t xml:space="preserve">Instrument E — Ranking-Agreement Check</w:t>
+      </w:r>
+    </w:p>
+    <w:p>
+      <w:pPr>
+        <w:spacing w:after="110" w:before="0" w:line="285"/>
+      </w:pPr>
+      <w:r>
+        <w:rPr>
+          <w:rFonts w:ascii="Arial" w:cs="Arial" w:eastAsia="Arial" w:hAnsi="Arial"/>
+          <w:b w:val="false"/>
+          <w:bCs w:val="false"/>
+          <w:i/>
+          <w:iCs/>
+          <w:color w:val="6B6B6B"/>
+          <w:sz w:val="19"/>
+          <w:szCs w:val="19"/>
+        </w:rPr>
+        <w:t xml:space="preserve">Administered to HR respondents immediately after Instrument D, in the same session. About twenty minutes.</w:t>
+      </w:r>
+    </w:p>
+    <w:p>
+      <w:pPr>
+        <w:spacing w:after="110" w:before="0" w:line="285"/>
+      </w:pPr>
+      <w:r>
+        <w:rPr>
+          <w:rFonts w:ascii="Arial" w:cs="Arial" w:eastAsia="Arial" w:hAnsi="Arial"/>
+          <w:b w:val="false"/>
+          <w:bCs w:val="false"/>
+          <w:i/>
+          <w:iCs/>
+          <w:color w:val="6B6B6B"/>
+          <w:sz w:val="19"/>
+          <w:szCs w:val="19"/>
+        </w:rPr>
+        <w:t xml:space="preserve">Research question 6. This is the only instrument that measures the correspondence directly rather than asking respondents to judge it.</w:t>
+      </w:r>
+    </w:p>
+    <w:p>
+      <w:pPr>
+        <w:pBdr>
+          <w:bottom w:val="single" w:color="D8D2C6" w:sz="6" w:space="4"/>
+        </w:pBdr>
+        <w:spacing w:after="120" w:before="40"/>
+      </w:pPr>
+      <w:r>
+        <w:rPr>
+          <w:sz w:val="2"/>
+          <w:szCs w:val="2"/>
+        </w:rPr>
+        <w:t xml:space="preserve"/>
+      </w:r>
+    </w:p>
+    <w:p>
+      <w:pPr>
+        <w:pBdr>
+          <w:top w:val="single" w:color="2F5D3A" w:sz="12" w:space="8"/>
+          <w:bottom w:val="single" w:color="2F5D3A" w:sz="12" w:space="8"/>
+          <w:left w:val="single" w:color="2F5D3A" w:sz="12" w:space="8"/>
+          <w:right w:val="single" w:color="2F5D3A" w:sz="12" w:space="8"/>
+        </w:pBdr>
+        <w:shd w:fill="F2EFE9" w:val="clear"/>
+        <w:spacing w:after="200" w:before="200" w:line="290"/>
+        <w:ind w:left="120" w:right="120"/>
+      </w:pPr>
+      <w:r>
+        <w:rPr>
+          <w:rFonts w:ascii="Arial" w:cs="Arial" w:eastAsia="Arial" w:hAnsi="Arial"/>
+          <w:b/>
+          <w:bCs/>
+          <w:i w:val="false"/>
+          <w:iCs w:val="false"/>
+          <w:color w:val="2F5D3A"/>
+          <w:sz w:val="20"/>
+          <w:szCs w:val="20"/>
+        </w:rPr>
+        <w:t xml:space="preserve">Why this instrument exists</w:t>
+      </w:r>
+      <w:r>
+        <w:br/>
+      </w:r>
+      <w:r>
+        <w:rPr>
+          <w:rFonts w:ascii="Arial" w:cs="Arial" w:eastAsia="Arial" w:hAnsi="Arial"/>
+          <w:b w:val="false"/>
+          <w:bCs w:val="false"/>
+          <w:i w:val="false"/>
+          <w:iCs w:val="false"/>
+          <w:color w:val="1A1A1A"/>
+          <w:sz w:val="19"/>
+          <w:szCs w:val="19"/>
+        </w:rPr>
+        <w:t xml:space="preserve">The manuscript states that the system's ordering will be compared against how recruiters would rank the same applicants. Without this instrument that sentence describes a comparison the study never performs. Instrument D items 9 to 13 ask a recruiter whether they think the order matched theirs; this one produces two orderings and measures the distance between them.</w:t>
+      </w:r>
+    </w:p>
+    <w:p>
+      <w:pPr>
+        <w:spacing w:after="110" w:before="260" w:line="290"/>
+      </w:pPr>
+      <w:r>
+        <w:rPr>
+          <w:rFonts w:ascii="Arial" w:cs="Arial" w:eastAsia="Arial" w:hAnsi="Arial"/>
+          <w:b/>
+          <w:bCs/>
+          <w:i w:val="false"/>
+          <w:iCs w:val="false"/>
+          <w:color w:val="1A1A1A"/>
+          <w:sz w:val="22"/>
+          <w:szCs w:val="22"/>
+        </w:rPr>
+        <w:t xml:space="preserve">What to prepare before the session</w:t>
+      </w:r>
+    </w:p>
+    <w:p>
+      <w:pPr>
+        <w:pStyle w:val="ListParagraph"/>
+        <w:numPr>
+          <w:ilvl w:val="0"/>
+          <w:numId w:val="2"/>
+        </w:numPr>
+        <w:spacing w:after="60" w:line="275"/>
+      </w:pPr>
+      <w:r>
+        <w:rPr>
+          <w:rFonts w:ascii="Arial" w:cs="Arial" w:eastAsia="Arial" w:hAnsi="Arial"/>
+          <w:b w:val="false"/>
+          <w:bCs w:val="false"/>
+          <w:i w:val="false"/>
+          <w:iCs w:val="false"/>
+          <w:color w:val="1A1A1A"/>
+          <w:sz w:val="19"/>
+          <w:szCs w:val="19"/>
+        </w:rPr>
+        <w:t xml:space="preserve">One job posting stating all three requirements: required skills, a minimum education level, and minimum months of experience.</w:t>
+      </w:r>
+    </w:p>
+    <w:p>
+      <w:pPr>
+        <w:pStyle w:val="ListParagraph"/>
+        <w:numPr>
+          <w:ilvl w:val="0"/>
+          <w:numId w:val="2"/>
+        </w:numPr>
+        <w:spacing w:after="60" w:line="275"/>
+      </w:pPr>
+      <w:r>
+        <w:rPr>
+          <w:rFonts w:ascii="Arial" w:cs="Arial" w:eastAsia="Arial" w:hAnsi="Arial"/>
+          <w:b w:val="false"/>
+          <w:bCs w:val="false"/>
+          <w:i w:val="false"/>
+          <w:iCs w:val="false"/>
+          <w:color w:val="1A1A1A"/>
+          <w:sz w:val="19"/>
+          <w:szCs w:val="19"/>
+        </w:rPr>
+        <w:t xml:space="preserve">Five résumés for that posting, printed or on screen, labelled A to E. Choose them so the system's scores are genuinely spread — roughly one in the 80s, two in the 60s to 70s, one near 50, one below 50. Five that all score alike measure nothing.</w:t>
+      </w:r>
+    </w:p>
+    <w:p>
+      <w:pPr>
+        <w:pStyle w:val="ListParagraph"/>
+        <w:numPr>
+          <w:ilvl w:val="0"/>
+          <w:numId w:val="2"/>
+        </w:numPr>
+        <w:spacing w:after="60" w:line="275"/>
+      </w:pPr>
+      <w:r>
+        <w:rPr>
+          <w:rFonts w:ascii="Arial" w:cs="Arial" w:eastAsia="Arial" w:hAnsi="Arial"/>
+          <w:b w:val="false"/>
+          <w:bCs w:val="false"/>
+          <w:i w:val="false"/>
+          <w:iCs w:val="false"/>
+          <w:color w:val="1A1A1A"/>
+          <w:sz w:val="19"/>
+          <w:szCs w:val="19"/>
+        </w:rPr>
+        <w:t xml:space="preserve">The system's own ranking of those five, written down beforehand and kept out of the respondent's sight until they have finished.</w:t>
+      </w:r>
+    </w:p>
+    <w:p>
+      <w:pPr>
+        <w:pStyle w:val="ListParagraph"/>
+        <w:numPr>
+          <w:ilvl w:val="0"/>
+          <w:numId w:val="2"/>
+        </w:numPr>
+        <w:spacing w:after="60" w:line="275"/>
+      </w:pPr>
+      <w:r>
+        <w:rPr>
+          <w:rFonts w:ascii="Arial" w:cs="Arial" w:eastAsia="Arial" w:hAnsi="Arial"/>
+          <w:b w:val="false"/>
+          <w:bCs w:val="false"/>
+          <w:i w:val="false"/>
+          <w:iCs w:val="false"/>
+          <w:color w:val="1A1A1A"/>
+          <w:sz w:val="19"/>
+          <w:szCs w:val="19"/>
+        </w:rPr>
+        <w:t xml:space="preserve">The same five résumés and the same posting for every recruiter, so the ten rankings are comparable.</w:t>
+      </w:r>
+    </w:p>
+    <w:p>
+      <w:pPr>
+        <w:spacing w:after="110" w:before="260" w:line="290"/>
+      </w:pPr>
+      <w:r>
+        <w:rPr>
+          <w:rFonts w:ascii="Arial" w:cs="Arial" w:eastAsia="Arial" w:hAnsi="Arial"/>
+          <w:b/>
+          <w:bCs/>
+          <w:i w:val="false"/>
+          <w:iCs w:val="false"/>
+          <w:color w:val="1A1A1A"/>
+          <w:sz w:val="22"/>
+          <w:szCs w:val="22"/>
+        </w:rPr>
+        <w:t xml:space="preserve">Part 1. The ranking</w:t>
+      </w:r>
+    </w:p>
+    <w:p>
+      <w:pPr>
+        <w:spacing w:after="110" w:before="0" w:line="285"/>
+      </w:pPr>
+      <w:r>
+        <w:rPr>
+          <w:rFonts w:ascii="Arial" w:cs="Arial" w:eastAsia="Arial" w:hAnsi="Arial"/>
+          <w:b w:val="false"/>
+          <w:bCs w:val="false"/>
+          <w:i/>
+          <w:iCs/>
+          <w:color w:val="6B6B6B"/>
+          <w:sz w:val="17"/>
+          <w:szCs w:val="17"/>
+        </w:rPr>
+        <w:t xml:space="preserve">Give the recruiter the posting and the five résumés with no scores shown. Ask: “If these five people applied for this position, in what order would you look at them? Put 1 beside the one you would look at first.” Do not discuss the résumés while they decide.</w:t>
+      </w:r>
+    </w:p>
+    <w:p>
+      <w:pPr>
+        <w:spacing w:after="40" w:before="130" w:line="275"/>
+        <w:ind w:left="260" w:hanging="260"/>
+      </w:pPr>
+      <w:r>
+        <w:rPr>
+          <w:rFonts w:ascii="Arial" w:cs="Arial" w:eastAsia="Arial" w:hAnsi="Arial"/>
+          <w:b/>
+          <w:bCs/>
+          <w:color w:val="8C2A2A"/>
+          <w:sz w:val="19"/>
+          <w:szCs w:val="19"/>
+        </w:rPr>
+        <w:t xml:space="preserve">1.  </w:t>
+      </w:r>
+      <w:r>
+        <w:rPr>
+          <w:rFonts w:ascii="Arial" w:cs="Arial" w:eastAsia="Arial" w:hAnsi="Arial"/>
+          <w:color w:val="1A1A1A"/>
+          <w:sz w:val="19"/>
+          <w:szCs w:val="19"/>
+        </w:rPr>
+        <w:t xml:space="preserve">Put these five résumés in the order you would look at them, 1 first through 5 last.</w:t>
+      </w:r>
+      <w:r>
+        <w:rPr>
+          <w:rFonts w:ascii="Arial" w:cs="Arial" w:eastAsia="Arial" w:hAnsi="Arial"/>
+          <w:i/>
+          <w:iCs/>
+          <w:color w:val="6B6B6B"/>
+          <w:sz w:val="16"/>
+          <w:szCs w:val="16"/>
+        </w:rPr>
+        <w:t xml:space="preserve">   (put them in order — 1 = first)</w:t>
       </w:r>
     </w:p>
     <w:tbl>
@@ -11820,12 +12214,10 @@
         <w:tblLayout w:type="fixed"/>
       </w:tblPr>
       <w:tblGrid>
-        <w:gridCol w:w="749"/>
-        <w:gridCol w:w="1404"/>
+        <w:gridCol w:w="1498"/>
+        <w:gridCol w:w="2995"/>
+        <w:gridCol w:w="2995"/>
         <w:gridCol w:w="1872"/>
-        <w:gridCol w:w="1404"/>
-        <w:gridCol w:w="1310"/>
-        <w:gridCol w:w="2621"/>
       </w:tblGrid>
       <w:tr>
         <w:trPr>
@@ -11833,7 +12225,1473 @@
         </w:trPr>
         <w:tc>
           <w:tcPr>
-            <w:tcW w:type="dxa" w:w="749"/>
+            <w:tcW w:type="dxa" w:w="1498"/>
+            <w:shd w:fill="F2EFE9" w:val="clear"/>
+            <w:tcMar>
+              <w:top w:type="dxa" w:w="80"/>
+              <w:left w:type="dxa" w:w="105"/>
+              <w:bottom w:type="dxa" w:w="80"/>
+              <w:right w:type="dxa" w:w="105"/>
+            </w:tcMar>
+          </w:tcPr>
+          <w:p>
+            <w:pPr>
+              <w:spacing w:after="0" w:before="0" w:line="255"/>
+            </w:pPr>
+            <w:r>
+              <w:rPr>
+                <w:rFonts w:ascii="Arial" w:cs="Arial" w:eastAsia="Arial" w:hAnsi="Arial"/>
+                <w:b/>
+                <w:bCs/>
+                <w:i w:val="false"/>
+                <w:iCs w:val="false"/>
+                <w:color w:val="1A1A1A"/>
+                <w:sz w:val="16"/>
+                <w:szCs w:val="16"/>
+              </w:rPr>
+              <w:t xml:space="preserve">Résumé</w:t>
+            </w:r>
+          </w:p>
+        </w:tc>
+        <w:tc>
+          <w:tcPr>
+            <w:tcW w:type="dxa" w:w="2995"/>
+            <w:shd w:fill="F2EFE9" w:val="clear"/>
+            <w:tcMar>
+              <w:top w:type="dxa" w:w="80"/>
+              <w:left w:type="dxa" w:w="105"/>
+              <w:bottom w:type="dxa" w:w="80"/>
+              <w:right w:type="dxa" w:w="105"/>
+            </w:tcMar>
+          </w:tcPr>
+          <w:p>
+            <w:pPr>
+              <w:spacing w:after="0" w:before="0" w:line="255"/>
+            </w:pPr>
+            <w:r>
+              <w:rPr>
+                <w:rFonts w:ascii="Arial" w:cs="Arial" w:eastAsia="Arial" w:hAnsi="Arial"/>
+                <w:b/>
+                <w:bCs/>
+                <w:i w:val="false"/>
+                <w:iCs w:val="false"/>
+                <w:color w:val="1A1A1A"/>
+                <w:sz w:val="16"/>
+                <w:szCs w:val="16"/>
+              </w:rPr>
+              <w:t xml:space="preserve">Recruiter’s rank  (1 = first)</w:t>
+            </w:r>
+          </w:p>
+        </w:tc>
+        <w:tc>
+          <w:tcPr>
+            <w:tcW w:type="dxa" w:w="2995"/>
+            <w:shd w:fill="F2EFE9" w:val="clear"/>
+            <w:tcMar>
+              <w:top w:type="dxa" w:w="80"/>
+              <w:left w:type="dxa" w:w="105"/>
+              <w:bottom w:type="dxa" w:w="80"/>
+              <w:right w:type="dxa" w:w="105"/>
+            </w:tcMar>
+          </w:tcPr>
+          <w:p>
+            <w:pPr>
+              <w:spacing w:after="0" w:before="0" w:line="255"/>
+            </w:pPr>
+            <w:r>
+              <w:rPr>
+                <w:rFonts w:ascii="Arial" w:cs="Arial" w:eastAsia="Arial" w:hAnsi="Arial"/>
+                <w:b/>
+                <w:bCs/>
+                <w:i w:val="false"/>
+                <w:iCs w:val="false"/>
+                <w:color w:val="1A1A1A"/>
+                <w:sz w:val="16"/>
+                <w:szCs w:val="16"/>
+              </w:rPr>
+              <w:t xml:space="preserve">System rank  (fill in after)</w:t>
+            </w:r>
+          </w:p>
+        </w:tc>
+        <w:tc>
+          <w:tcPr>
+            <w:tcW w:type="dxa" w:w="1872"/>
+            <w:shd w:fill="F2EFE9" w:val="clear"/>
+            <w:tcMar>
+              <w:top w:type="dxa" w:w="80"/>
+              <w:left w:type="dxa" w:w="105"/>
+              <w:bottom w:type="dxa" w:w="80"/>
+              <w:right w:type="dxa" w:w="105"/>
+            </w:tcMar>
+          </w:tcPr>
+          <w:p>
+            <w:pPr>
+              <w:spacing w:after="0" w:before="0" w:line="255"/>
+            </w:pPr>
+            <w:r>
+              <w:rPr>
+                <w:rFonts w:ascii="Arial" w:cs="Arial" w:eastAsia="Arial" w:hAnsi="Arial"/>
+                <w:b/>
+                <w:bCs/>
+                <w:i w:val="false"/>
+                <w:iCs w:val="false"/>
+                <w:color w:val="1A1A1A"/>
+                <w:sz w:val="16"/>
+                <w:szCs w:val="16"/>
+              </w:rPr>
+              <w:t xml:space="preserve">Difference</w:t>
+            </w:r>
+          </w:p>
+        </w:tc>
+      </w:tr>
+      <w:tr>
+        <w:tc>
+          <w:tcPr>
+            <w:tcW w:type="dxa" w:w="1498"/>
+            <w:tcMar>
+              <w:top w:type="dxa" w:w="80"/>
+              <w:left w:type="dxa" w:w="105"/>
+              <w:bottom w:type="dxa" w:w="80"/>
+              <w:right w:type="dxa" w:w="105"/>
+            </w:tcMar>
+          </w:tcPr>
+          <w:p>
+            <w:pPr>
+              <w:spacing w:after="0" w:before="0" w:line="255"/>
+            </w:pPr>
+            <w:r>
+              <w:rPr>
+                <w:rFonts w:ascii="Arial" w:cs="Arial" w:eastAsia="Arial" w:hAnsi="Arial"/>
+                <w:b w:val="false"/>
+                <w:bCs w:val="false"/>
+                <w:i w:val="false"/>
+                <w:iCs w:val="false"/>
+                <w:color w:val="333333"/>
+                <w:sz w:val="16"/>
+                <w:szCs w:val="16"/>
+              </w:rPr>
+              <w:t xml:space="preserve">A</w:t>
+            </w:r>
+          </w:p>
+        </w:tc>
+        <w:tc>
+          <w:tcPr>
+            <w:tcW w:type="dxa" w:w="2995"/>
+            <w:tcMar>
+              <w:top w:type="dxa" w:w="80"/>
+              <w:left w:type="dxa" w:w="105"/>
+              <w:bottom w:type="dxa" w:w="80"/>
+              <w:right w:type="dxa" w:w="105"/>
+            </w:tcMar>
+          </w:tcPr>
+          <w:p>
+            <w:pPr>
+              <w:spacing w:after="0" w:before="0" w:line="255"/>
+            </w:pPr>
+            <w:r>
+              <w:rPr>
+                <w:rFonts w:ascii="Arial" w:cs="Arial" w:eastAsia="Arial" w:hAnsi="Arial"/>
+                <w:b w:val="false"/>
+                <w:bCs w:val="false"/>
+                <w:i w:val="false"/>
+                <w:iCs w:val="false"/>
+                <w:color w:val="333333"/>
+                <w:sz w:val="16"/>
+                <w:szCs w:val="16"/>
+              </w:rPr>
+              <w:t xml:space="preserve"/>
+            </w:r>
+          </w:p>
+        </w:tc>
+        <w:tc>
+          <w:tcPr>
+            <w:tcW w:type="dxa" w:w="2995"/>
+            <w:tcMar>
+              <w:top w:type="dxa" w:w="80"/>
+              <w:left w:type="dxa" w:w="105"/>
+              <w:bottom w:type="dxa" w:w="80"/>
+              <w:right w:type="dxa" w:w="105"/>
+            </w:tcMar>
+          </w:tcPr>
+          <w:p>
+            <w:pPr>
+              <w:spacing w:after="0" w:before="0" w:line="255"/>
+            </w:pPr>
+            <w:r>
+              <w:rPr>
+                <w:rFonts w:ascii="Arial" w:cs="Arial" w:eastAsia="Arial" w:hAnsi="Arial"/>
+                <w:b w:val="false"/>
+                <w:bCs w:val="false"/>
+                <w:i w:val="false"/>
+                <w:iCs w:val="false"/>
+                <w:color w:val="333333"/>
+                <w:sz w:val="16"/>
+                <w:szCs w:val="16"/>
+              </w:rPr>
+              <w:t xml:space="preserve"/>
+            </w:r>
+          </w:p>
+        </w:tc>
+        <w:tc>
+          <w:tcPr>
+            <w:tcW w:type="dxa" w:w="1872"/>
+            <w:tcMar>
+              <w:top w:type="dxa" w:w="80"/>
+              <w:left w:type="dxa" w:w="105"/>
+              <w:bottom w:type="dxa" w:w="80"/>
+              <w:right w:type="dxa" w:w="105"/>
+            </w:tcMar>
+          </w:tcPr>
+          <w:p>
+            <w:pPr>
+              <w:spacing w:after="0" w:before="0" w:line="255"/>
+            </w:pPr>
+            <w:r>
+              <w:rPr>
+                <w:rFonts w:ascii="Arial" w:cs="Arial" w:eastAsia="Arial" w:hAnsi="Arial"/>
+                <w:b w:val="false"/>
+                <w:bCs w:val="false"/>
+                <w:i w:val="false"/>
+                <w:iCs w:val="false"/>
+                <w:color w:val="333333"/>
+                <w:sz w:val="16"/>
+                <w:szCs w:val="16"/>
+              </w:rPr>
+              <w:t xml:space="preserve"/>
+            </w:r>
+          </w:p>
+        </w:tc>
+      </w:tr>
+      <w:tr>
+        <w:tc>
+          <w:tcPr>
+            <w:tcW w:type="dxa" w:w="1498"/>
+            <w:tcMar>
+              <w:top w:type="dxa" w:w="80"/>
+              <w:left w:type="dxa" w:w="105"/>
+              <w:bottom w:type="dxa" w:w="80"/>
+              <w:right w:type="dxa" w:w="105"/>
+            </w:tcMar>
+          </w:tcPr>
+          <w:p>
+            <w:pPr>
+              <w:spacing w:after="0" w:before="0" w:line="255"/>
+            </w:pPr>
+            <w:r>
+              <w:rPr>
+                <w:rFonts w:ascii="Arial" w:cs="Arial" w:eastAsia="Arial" w:hAnsi="Arial"/>
+                <w:b w:val="false"/>
+                <w:bCs w:val="false"/>
+                <w:i w:val="false"/>
+                <w:iCs w:val="false"/>
+                <w:color w:val="333333"/>
+                <w:sz w:val="16"/>
+                <w:szCs w:val="16"/>
+              </w:rPr>
+              <w:t xml:space="preserve">B</w:t>
+            </w:r>
+          </w:p>
+        </w:tc>
+        <w:tc>
+          <w:tcPr>
+            <w:tcW w:type="dxa" w:w="2995"/>
+            <w:tcMar>
+              <w:top w:type="dxa" w:w="80"/>
+              <w:left w:type="dxa" w:w="105"/>
+              <w:bottom w:type="dxa" w:w="80"/>
+              <w:right w:type="dxa" w:w="105"/>
+            </w:tcMar>
+          </w:tcPr>
+          <w:p>
+            <w:pPr>
+              <w:spacing w:after="0" w:before="0" w:line="255"/>
+            </w:pPr>
+            <w:r>
+              <w:rPr>
+                <w:rFonts w:ascii="Arial" w:cs="Arial" w:eastAsia="Arial" w:hAnsi="Arial"/>
+                <w:b w:val="false"/>
+                <w:bCs w:val="false"/>
+                <w:i w:val="false"/>
+                <w:iCs w:val="false"/>
+                <w:color w:val="333333"/>
+                <w:sz w:val="16"/>
+                <w:szCs w:val="16"/>
+              </w:rPr>
+              <w:t xml:space="preserve"/>
+            </w:r>
+          </w:p>
+        </w:tc>
+        <w:tc>
+          <w:tcPr>
+            <w:tcW w:type="dxa" w:w="2995"/>
+            <w:tcMar>
+              <w:top w:type="dxa" w:w="80"/>
+              <w:left w:type="dxa" w:w="105"/>
+              <w:bottom w:type="dxa" w:w="80"/>
+              <w:right w:type="dxa" w:w="105"/>
+            </w:tcMar>
+          </w:tcPr>
+          <w:p>
+            <w:pPr>
+              <w:spacing w:after="0" w:before="0" w:line="255"/>
+            </w:pPr>
+            <w:r>
+              <w:rPr>
+                <w:rFonts w:ascii="Arial" w:cs="Arial" w:eastAsia="Arial" w:hAnsi="Arial"/>
+                <w:b w:val="false"/>
+                <w:bCs w:val="false"/>
+                <w:i w:val="false"/>
+                <w:iCs w:val="false"/>
+                <w:color w:val="333333"/>
+                <w:sz w:val="16"/>
+                <w:szCs w:val="16"/>
+              </w:rPr>
+              <w:t xml:space="preserve"/>
+            </w:r>
+          </w:p>
+        </w:tc>
+        <w:tc>
+          <w:tcPr>
+            <w:tcW w:type="dxa" w:w="1872"/>
+            <w:tcMar>
+              <w:top w:type="dxa" w:w="80"/>
+              <w:left w:type="dxa" w:w="105"/>
+              <w:bottom w:type="dxa" w:w="80"/>
+              <w:right w:type="dxa" w:w="105"/>
+            </w:tcMar>
+          </w:tcPr>
+          <w:p>
+            <w:pPr>
+              <w:spacing w:after="0" w:before="0" w:line="255"/>
+            </w:pPr>
+            <w:r>
+              <w:rPr>
+                <w:rFonts w:ascii="Arial" w:cs="Arial" w:eastAsia="Arial" w:hAnsi="Arial"/>
+                <w:b w:val="false"/>
+                <w:bCs w:val="false"/>
+                <w:i w:val="false"/>
+                <w:iCs w:val="false"/>
+                <w:color w:val="333333"/>
+                <w:sz w:val="16"/>
+                <w:szCs w:val="16"/>
+              </w:rPr>
+              <w:t xml:space="preserve"/>
+            </w:r>
+          </w:p>
+        </w:tc>
+      </w:tr>
+      <w:tr>
+        <w:tc>
+          <w:tcPr>
+            <w:tcW w:type="dxa" w:w="1498"/>
+            <w:tcMar>
+              <w:top w:type="dxa" w:w="80"/>
+              <w:left w:type="dxa" w:w="105"/>
+              <w:bottom w:type="dxa" w:w="80"/>
+              <w:right w:type="dxa" w:w="105"/>
+            </w:tcMar>
+          </w:tcPr>
+          <w:p>
+            <w:pPr>
+              <w:spacing w:after="0" w:before="0" w:line="255"/>
+            </w:pPr>
+            <w:r>
+              <w:rPr>
+                <w:rFonts w:ascii="Arial" w:cs="Arial" w:eastAsia="Arial" w:hAnsi="Arial"/>
+                <w:b w:val="false"/>
+                <w:bCs w:val="false"/>
+                <w:i w:val="false"/>
+                <w:iCs w:val="false"/>
+                <w:color w:val="333333"/>
+                <w:sz w:val="16"/>
+                <w:szCs w:val="16"/>
+              </w:rPr>
+              <w:t xml:space="preserve">C</w:t>
+            </w:r>
+          </w:p>
+        </w:tc>
+        <w:tc>
+          <w:tcPr>
+            <w:tcW w:type="dxa" w:w="2995"/>
+            <w:tcMar>
+              <w:top w:type="dxa" w:w="80"/>
+              <w:left w:type="dxa" w:w="105"/>
+              <w:bottom w:type="dxa" w:w="80"/>
+              <w:right w:type="dxa" w:w="105"/>
+            </w:tcMar>
+          </w:tcPr>
+          <w:p>
+            <w:pPr>
+              <w:spacing w:after="0" w:before="0" w:line="255"/>
+            </w:pPr>
+            <w:r>
+              <w:rPr>
+                <w:rFonts w:ascii="Arial" w:cs="Arial" w:eastAsia="Arial" w:hAnsi="Arial"/>
+                <w:b w:val="false"/>
+                <w:bCs w:val="false"/>
+                <w:i w:val="false"/>
+                <w:iCs w:val="false"/>
+                <w:color w:val="333333"/>
+                <w:sz w:val="16"/>
+                <w:szCs w:val="16"/>
+              </w:rPr>
+              <w:t xml:space="preserve"/>
+            </w:r>
+          </w:p>
+        </w:tc>
+        <w:tc>
+          <w:tcPr>
+            <w:tcW w:type="dxa" w:w="2995"/>
+            <w:tcMar>
+              <w:top w:type="dxa" w:w="80"/>
+              <w:left w:type="dxa" w:w="105"/>
+              <w:bottom w:type="dxa" w:w="80"/>
+              <w:right w:type="dxa" w:w="105"/>
+            </w:tcMar>
+          </w:tcPr>
+          <w:p>
+            <w:pPr>
+              <w:spacing w:after="0" w:before="0" w:line="255"/>
+            </w:pPr>
+            <w:r>
+              <w:rPr>
+                <w:rFonts w:ascii="Arial" w:cs="Arial" w:eastAsia="Arial" w:hAnsi="Arial"/>
+                <w:b w:val="false"/>
+                <w:bCs w:val="false"/>
+                <w:i w:val="false"/>
+                <w:iCs w:val="false"/>
+                <w:color w:val="333333"/>
+                <w:sz w:val="16"/>
+                <w:szCs w:val="16"/>
+              </w:rPr>
+              <w:t xml:space="preserve"/>
+            </w:r>
+          </w:p>
+        </w:tc>
+        <w:tc>
+          <w:tcPr>
+            <w:tcW w:type="dxa" w:w="1872"/>
+            <w:tcMar>
+              <w:top w:type="dxa" w:w="80"/>
+              <w:left w:type="dxa" w:w="105"/>
+              <w:bottom w:type="dxa" w:w="80"/>
+              <w:right w:type="dxa" w:w="105"/>
+            </w:tcMar>
+          </w:tcPr>
+          <w:p>
+            <w:pPr>
+              <w:spacing w:after="0" w:before="0" w:line="255"/>
+            </w:pPr>
+            <w:r>
+              <w:rPr>
+                <w:rFonts w:ascii="Arial" w:cs="Arial" w:eastAsia="Arial" w:hAnsi="Arial"/>
+                <w:b w:val="false"/>
+                <w:bCs w:val="false"/>
+                <w:i w:val="false"/>
+                <w:iCs w:val="false"/>
+                <w:color w:val="333333"/>
+                <w:sz w:val="16"/>
+                <w:szCs w:val="16"/>
+              </w:rPr>
+              <w:t xml:space="preserve"/>
+            </w:r>
+          </w:p>
+        </w:tc>
+      </w:tr>
+      <w:tr>
+        <w:tc>
+          <w:tcPr>
+            <w:tcW w:type="dxa" w:w="1498"/>
+            <w:tcMar>
+              <w:top w:type="dxa" w:w="80"/>
+              <w:left w:type="dxa" w:w="105"/>
+              <w:bottom w:type="dxa" w:w="80"/>
+              <w:right w:type="dxa" w:w="105"/>
+            </w:tcMar>
+          </w:tcPr>
+          <w:p>
+            <w:pPr>
+              <w:spacing w:after="0" w:before="0" w:line="255"/>
+            </w:pPr>
+            <w:r>
+              <w:rPr>
+                <w:rFonts w:ascii="Arial" w:cs="Arial" w:eastAsia="Arial" w:hAnsi="Arial"/>
+                <w:b w:val="false"/>
+                <w:bCs w:val="false"/>
+                <w:i w:val="false"/>
+                <w:iCs w:val="false"/>
+                <w:color w:val="333333"/>
+                <w:sz w:val="16"/>
+                <w:szCs w:val="16"/>
+              </w:rPr>
+              <w:t xml:space="preserve">D</w:t>
+            </w:r>
+          </w:p>
+        </w:tc>
+        <w:tc>
+          <w:tcPr>
+            <w:tcW w:type="dxa" w:w="2995"/>
+            <w:tcMar>
+              <w:top w:type="dxa" w:w="80"/>
+              <w:left w:type="dxa" w:w="105"/>
+              <w:bottom w:type="dxa" w:w="80"/>
+              <w:right w:type="dxa" w:w="105"/>
+            </w:tcMar>
+          </w:tcPr>
+          <w:p>
+            <w:pPr>
+              <w:spacing w:after="0" w:before="0" w:line="255"/>
+            </w:pPr>
+            <w:r>
+              <w:rPr>
+                <w:rFonts w:ascii="Arial" w:cs="Arial" w:eastAsia="Arial" w:hAnsi="Arial"/>
+                <w:b w:val="false"/>
+                <w:bCs w:val="false"/>
+                <w:i w:val="false"/>
+                <w:iCs w:val="false"/>
+                <w:color w:val="333333"/>
+                <w:sz w:val="16"/>
+                <w:szCs w:val="16"/>
+              </w:rPr>
+              <w:t xml:space="preserve"/>
+            </w:r>
+          </w:p>
+        </w:tc>
+        <w:tc>
+          <w:tcPr>
+            <w:tcW w:type="dxa" w:w="2995"/>
+            <w:tcMar>
+              <w:top w:type="dxa" w:w="80"/>
+              <w:left w:type="dxa" w:w="105"/>
+              <w:bottom w:type="dxa" w:w="80"/>
+              <w:right w:type="dxa" w:w="105"/>
+            </w:tcMar>
+          </w:tcPr>
+          <w:p>
+            <w:pPr>
+              <w:spacing w:after="0" w:before="0" w:line="255"/>
+            </w:pPr>
+            <w:r>
+              <w:rPr>
+                <w:rFonts w:ascii="Arial" w:cs="Arial" w:eastAsia="Arial" w:hAnsi="Arial"/>
+                <w:b w:val="false"/>
+                <w:bCs w:val="false"/>
+                <w:i w:val="false"/>
+                <w:iCs w:val="false"/>
+                <w:color w:val="333333"/>
+                <w:sz w:val="16"/>
+                <w:szCs w:val="16"/>
+              </w:rPr>
+              <w:t xml:space="preserve"/>
+            </w:r>
+          </w:p>
+        </w:tc>
+        <w:tc>
+          <w:tcPr>
+            <w:tcW w:type="dxa" w:w="1872"/>
+            <w:tcMar>
+              <w:top w:type="dxa" w:w="80"/>
+              <w:left w:type="dxa" w:w="105"/>
+              <w:bottom w:type="dxa" w:w="80"/>
+              <w:right w:type="dxa" w:w="105"/>
+            </w:tcMar>
+          </w:tcPr>
+          <w:p>
+            <w:pPr>
+              <w:spacing w:after="0" w:before="0" w:line="255"/>
+            </w:pPr>
+            <w:r>
+              <w:rPr>
+                <w:rFonts w:ascii="Arial" w:cs="Arial" w:eastAsia="Arial" w:hAnsi="Arial"/>
+                <w:b w:val="false"/>
+                <w:bCs w:val="false"/>
+                <w:i w:val="false"/>
+                <w:iCs w:val="false"/>
+                <w:color w:val="333333"/>
+                <w:sz w:val="16"/>
+                <w:szCs w:val="16"/>
+              </w:rPr>
+              <w:t xml:space="preserve"/>
+            </w:r>
+          </w:p>
+        </w:tc>
+      </w:tr>
+      <w:tr>
+        <w:tc>
+          <w:tcPr>
+            <w:tcW w:type="dxa" w:w="1498"/>
+            <w:tcMar>
+              <w:top w:type="dxa" w:w="80"/>
+              <w:left w:type="dxa" w:w="105"/>
+              <w:bottom w:type="dxa" w:w="80"/>
+              <w:right w:type="dxa" w:w="105"/>
+            </w:tcMar>
+          </w:tcPr>
+          <w:p>
+            <w:pPr>
+              <w:spacing w:after="0" w:before="0" w:line="255"/>
+            </w:pPr>
+            <w:r>
+              <w:rPr>
+                <w:rFonts w:ascii="Arial" w:cs="Arial" w:eastAsia="Arial" w:hAnsi="Arial"/>
+                <w:b w:val="false"/>
+                <w:bCs w:val="false"/>
+                <w:i w:val="false"/>
+                <w:iCs w:val="false"/>
+                <w:color w:val="333333"/>
+                <w:sz w:val="16"/>
+                <w:szCs w:val="16"/>
+              </w:rPr>
+              <w:t xml:space="preserve">E</w:t>
+            </w:r>
+          </w:p>
+        </w:tc>
+        <w:tc>
+          <w:tcPr>
+            <w:tcW w:type="dxa" w:w="2995"/>
+            <w:tcMar>
+              <w:top w:type="dxa" w:w="80"/>
+              <w:left w:type="dxa" w:w="105"/>
+              <w:bottom w:type="dxa" w:w="80"/>
+              <w:right w:type="dxa" w:w="105"/>
+            </w:tcMar>
+          </w:tcPr>
+          <w:p>
+            <w:pPr>
+              <w:spacing w:after="0" w:before="0" w:line="255"/>
+            </w:pPr>
+            <w:r>
+              <w:rPr>
+                <w:rFonts w:ascii="Arial" w:cs="Arial" w:eastAsia="Arial" w:hAnsi="Arial"/>
+                <w:b w:val="false"/>
+                <w:bCs w:val="false"/>
+                <w:i w:val="false"/>
+                <w:iCs w:val="false"/>
+                <w:color w:val="333333"/>
+                <w:sz w:val="16"/>
+                <w:szCs w:val="16"/>
+              </w:rPr>
+              <w:t xml:space="preserve"/>
+            </w:r>
+          </w:p>
+        </w:tc>
+        <w:tc>
+          <w:tcPr>
+            <w:tcW w:type="dxa" w:w="2995"/>
+            <w:tcMar>
+              <w:top w:type="dxa" w:w="80"/>
+              <w:left w:type="dxa" w:w="105"/>
+              <w:bottom w:type="dxa" w:w="80"/>
+              <w:right w:type="dxa" w:w="105"/>
+            </w:tcMar>
+          </w:tcPr>
+          <w:p>
+            <w:pPr>
+              <w:spacing w:after="0" w:before="0" w:line="255"/>
+            </w:pPr>
+            <w:r>
+              <w:rPr>
+                <w:rFonts w:ascii="Arial" w:cs="Arial" w:eastAsia="Arial" w:hAnsi="Arial"/>
+                <w:b w:val="false"/>
+                <w:bCs w:val="false"/>
+                <w:i w:val="false"/>
+                <w:iCs w:val="false"/>
+                <w:color w:val="333333"/>
+                <w:sz w:val="16"/>
+                <w:szCs w:val="16"/>
+              </w:rPr>
+              <w:t xml:space="preserve"/>
+            </w:r>
+          </w:p>
+        </w:tc>
+        <w:tc>
+          <w:tcPr>
+            <w:tcW w:type="dxa" w:w="1872"/>
+            <w:tcMar>
+              <w:top w:type="dxa" w:w="80"/>
+              <w:left w:type="dxa" w:w="105"/>
+              <w:bottom w:type="dxa" w:w="80"/>
+              <w:right w:type="dxa" w:w="105"/>
+            </w:tcMar>
+          </w:tcPr>
+          <w:p>
+            <w:pPr>
+              <w:spacing w:after="0" w:before="0" w:line="255"/>
+            </w:pPr>
+            <w:r>
+              <w:rPr>
+                <w:rFonts w:ascii="Arial" w:cs="Arial" w:eastAsia="Arial" w:hAnsi="Arial"/>
+                <w:b w:val="false"/>
+                <w:bCs w:val="false"/>
+                <w:i w:val="false"/>
+                <w:iCs w:val="false"/>
+                <w:color w:val="333333"/>
+                <w:sz w:val="16"/>
+                <w:szCs w:val="16"/>
+              </w:rPr>
+              <w:t xml:space="preserve"/>
+            </w:r>
+          </w:p>
+        </w:tc>
+      </w:tr>
+    </w:tbl>
+    <w:p>
+      <w:pPr>
+        <w:spacing w:after="110" w:before="260" w:line="290"/>
+      </w:pPr>
+      <w:r>
+        <w:rPr>
+          <w:rFonts w:ascii="Arial" w:cs="Arial" w:eastAsia="Arial" w:hAnsi="Arial"/>
+          <w:b/>
+          <w:bCs/>
+          <w:i w:val="false"/>
+          <w:iCs w:val="false"/>
+          <w:color w:val="1A1A1A"/>
+          <w:sz w:val="22"/>
+          <w:szCs w:val="22"/>
+        </w:rPr>
+        <w:t xml:space="preserve">Part 2. Where the ordering came from</w:t>
+      </w:r>
+    </w:p>
+    <w:p>
+      <w:pPr>
+        <w:spacing w:after="110" w:before="0" w:line="285"/>
+      </w:pPr>
+      <w:r>
+        <w:rPr>
+          <w:rFonts w:ascii="Arial" w:cs="Arial" w:eastAsia="Arial" w:hAnsi="Arial"/>
+          <w:b w:val="false"/>
+          <w:bCs w:val="false"/>
+          <w:i/>
+          <w:iCs/>
+          <w:color w:val="6B6B6B"/>
+          <w:sz w:val="17"/>
+          <w:szCs w:val="17"/>
+        </w:rPr>
+        <w:t xml:space="preserve">Asked after the ranking is complete and collected, so that answering these cannot change the order given. The original version of this instrument asked the recruiter to explain their reasoning in writing; these items capture the same information as categories, because no item in this study asks a respondent to write prose.</w:t>
+      </w:r>
+    </w:p>
+    <w:p>
+      <w:pPr>
+        <w:spacing w:after="40" w:before="130" w:line="275"/>
+        <w:ind w:left="260" w:hanging="260"/>
+      </w:pPr>
+      <w:r>
+        <w:rPr>
+          <w:rFonts w:ascii="Arial" w:cs="Arial" w:eastAsia="Arial" w:hAnsi="Arial"/>
+          <w:b/>
+          <w:bCs/>
+          <w:color w:val="8C2A2A"/>
+          <w:sz w:val="19"/>
+          <w:szCs w:val="19"/>
+        </w:rPr>
+        <w:t xml:space="preserve">2.  </w:t>
+      </w:r>
+      <w:r>
+        <w:rPr>
+          <w:rFonts w:ascii="Arial" w:cs="Arial" w:eastAsia="Arial" w:hAnsi="Arial"/>
+          <w:color w:val="1A1A1A"/>
+          <w:sz w:val="19"/>
+          <w:szCs w:val="19"/>
+        </w:rPr>
+        <w:t xml:space="preserve">Which résumé, if any, would you have placed much HIGHER than the others?</w:t>
+      </w:r>
+      <w:r>
+        <w:rPr>
+          <w:rFonts w:ascii="Arial" w:cs="Arial" w:eastAsia="Arial" w:hAnsi="Arial"/>
+          <w:i/>
+          <w:iCs/>
+          <w:color w:val="6B6B6B"/>
+          <w:sz w:val="16"/>
+          <w:szCs w:val="16"/>
+        </w:rPr>
+        <w:t xml:space="preserve">   (choose one)</w:t>
+      </w:r>
+    </w:p>
+    <w:p>
+      <w:pPr>
+        <w:spacing w:after="34" w:before="0" w:line="265"/>
+        <w:ind w:left="520"/>
+      </w:pPr>
+      <w:r>
+        <w:rPr>
+          <w:rFonts w:ascii="Arial" w:cs="Arial" w:eastAsia="Arial" w:hAnsi="Arial"/>
+          <w:sz w:val="20"/>
+          <w:szCs w:val="20"/>
+        </w:rPr>
+        <w:t xml:space="preserve">☐   </w:t>
+      </w:r>
+      <w:r>
+        <w:rPr>
+          <w:rFonts w:ascii="Arial" w:cs="Arial" w:eastAsia="Arial" w:hAnsi="Arial"/>
+          <w:color w:val="1A1A1A"/>
+          <w:sz w:val="19"/>
+          <w:szCs w:val="19"/>
+        </w:rPr>
+        <w:t xml:space="preserve">Résumé A</w:t>
+      </w:r>
+    </w:p>
+    <w:p>
+      <w:pPr>
+        <w:spacing w:after="34" w:before="0" w:line="265"/>
+        <w:ind w:left="520"/>
+      </w:pPr>
+      <w:r>
+        <w:rPr>
+          <w:rFonts w:ascii="Arial" w:cs="Arial" w:eastAsia="Arial" w:hAnsi="Arial"/>
+          <w:sz w:val="20"/>
+          <w:szCs w:val="20"/>
+        </w:rPr>
+        <w:t xml:space="preserve">☐   </w:t>
+      </w:r>
+      <w:r>
+        <w:rPr>
+          <w:rFonts w:ascii="Arial" w:cs="Arial" w:eastAsia="Arial" w:hAnsi="Arial"/>
+          <w:color w:val="1A1A1A"/>
+          <w:sz w:val="19"/>
+          <w:szCs w:val="19"/>
+        </w:rPr>
+        <w:t xml:space="preserve">Résumé B</w:t>
+      </w:r>
+    </w:p>
+    <w:p>
+      <w:pPr>
+        <w:spacing w:after="34" w:before="0" w:line="265"/>
+        <w:ind w:left="520"/>
+      </w:pPr>
+      <w:r>
+        <w:rPr>
+          <w:rFonts w:ascii="Arial" w:cs="Arial" w:eastAsia="Arial" w:hAnsi="Arial"/>
+          <w:sz w:val="20"/>
+          <w:szCs w:val="20"/>
+        </w:rPr>
+        <w:t xml:space="preserve">☐   </w:t>
+      </w:r>
+      <w:r>
+        <w:rPr>
+          <w:rFonts w:ascii="Arial" w:cs="Arial" w:eastAsia="Arial" w:hAnsi="Arial"/>
+          <w:color w:val="1A1A1A"/>
+          <w:sz w:val="19"/>
+          <w:szCs w:val="19"/>
+        </w:rPr>
+        <w:t xml:space="preserve">Résumé C</w:t>
+      </w:r>
+    </w:p>
+    <w:p>
+      <w:pPr>
+        <w:spacing w:after="34" w:before="0" w:line="265"/>
+        <w:ind w:left="520"/>
+      </w:pPr>
+      <w:r>
+        <w:rPr>
+          <w:rFonts w:ascii="Arial" w:cs="Arial" w:eastAsia="Arial" w:hAnsi="Arial"/>
+          <w:sz w:val="20"/>
+          <w:szCs w:val="20"/>
+        </w:rPr>
+        <w:t xml:space="preserve">☐   </w:t>
+      </w:r>
+      <w:r>
+        <w:rPr>
+          <w:rFonts w:ascii="Arial" w:cs="Arial" w:eastAsia="Arial" w:hAnsi="Arial"/>
+          <w:color w:val="1A1A1A"/>
+          <w:sz w:val="19"/>
+          <w:szCs w:val="19"/>
+        </w:rPr>
+        <w:t xml:space="preserve">Résumé D</w:t>
+      </w:r>
+    </w:p>
+    <w:p>
+      <w:pPr>
+        <w:spacing w:after="34" w:before="0" w:line="265"/>
+        <w:ind w:left="520"/>
+      </w:pPr>
+      <w:r>
+        <w:rPr>
+          <w:rFonts w:ascii="Arial" w:cs="Arial" w:eastAsia="Arial" w:hAnsi="Arial"/>
+          <w:sz w:val="20"/>
+          <w:szCs w:val="20"/>
+        </w:rPr>
+        <w:t xml:space="preserve">☐   </w:t>
+      </w:r>
+      <w:r>
+        <w:rPr>
+          <w:rFonts w:ascii="Arial" w:cs="Arial" w:eastAsia="Arial" w:hAnsi="Arial"/>
+          <w:color w:val="1A1A1A"/>
+          <w:sz w:val="19"/>
+          <w:szCs w:val="19"/>
+        </w:rPr>
+        <w:t xml:space="preserve">Résumé E</w:t>
+      </w:r>
+    </w:p>
+    <w:p>
+      <w:pPr>
+        <w:spacing w:after="34" w:before="0" w:line="265"/>
+        <w:ind w:left="520"/>
+      </w:pPr>
+      <w:r>
+        <w:rPr>
+          <w:rFonts w:ascii="Arial" w:cs="Arial" w:eastAsia="Arial" w:hAnsi="Arial"/>
+          <w:sz w:val="20"/>
+          <w:szCs w:val="20"/>
+        </w:rPr>
+        <w:t xml:space="preserve">☐   </w:t>
+      </w:r>
+      <w:r>
+        <w:rPr>
+          <w:rFonts w:ascii="Arial" w:cs="Arial" w:eastAsia="Arial" w:hAnsi="Arial"/>
+          <w:color w:val="1A1A1A"/>
+          <w:sz w:val="19"/>
+          <w:szCs w:val="19"/>
+        </w:rPr>
+        <w:t xml:space="preserve">None stood out</w:t>
+      </w:r>
+    </w:p>
+    <w:p>
+      <w:pPr>
+        <w:spacing w:after="40" w:before="130" w:line="275"/>
+        <w:ind w:left="260" w:hanging="260"/>
+      </w:pPr>
+      <w:r>
+        <w:rPr>
+          <w:rFonts w:ascii="Arial" w:cs="Arial" w:eastAsia="Arial" w:hAnsi="Arial"/>
+          <w:b/>
+          <w:bCs/>
+          <w:color w:val="8C2A2A"/>
+          <w:sz w:val="19"/>
+          <w:szCs w:val="19"/>
+        </w:rPr>
+        <w:t xml:space="preserve">3.  </w:t>
+      </w:r>
+      <w:r>
+        <w:rPr>
+          <w:rFonts w:ascii="Arial" w:cs="Arial" w:eastAsia="Arial" w:hAnsi="Arial"/>
+          <w:color w:val="1A1A1A"/>
+          <w:sz w:val="19"/>
+          <w:szCs w:val="19"/>
+        </w:rPr>
+        <w:t xml:space="preserve">Which résumé, if any, would you have placed much LOWER than the others?</w:t>
+      </w:r>
+      <w:r>
+        <w:rPr>
+          <w:rFonts w:ascii="Arial" w:cs="Arial" w:eastAsia="Arial" w:hAnsi="Arial"/>
+          <w:i/>
+          <w:iCs/>
+          <w:color w:val="6B6B6B"/>
+          <w:sz w:val="16"/>
+          <w:szCs w:val="16"/>
+        </w:rPr>
+        <w:t xml:space="preserve">   (choose one)</w:t>
+      </w:r>
+    </w:p>
+    <w:p>
+      <w:pPr>
+        <w:spacing w:after="34" w:before="0" w:line="265"/>
+        <w:ind w:left="520"/>
+      </w:pPr>
+      <w:r>
+        <w:rPr>
+          <w:rFonts w:ascii="Arial" w:cs="Arial" w:eastAsia="Arial" w:hAnsi="Arial"/>
+          <w:sz w:val="20"/>
+          <w:szCs w:val="20"/>
+        </w:rPr>
+        <w:t xml:space="preserve">☐   </w:t>
+      </w:r>
+      <w:r>
+        <w:rPr>
+          <w:rFonts w:ascii="Arial" w:cs="Arial" w:eastAsia="Arial" w:hAnsi="Arial"/>
+          <w:color w:val="1A1A1A"/>
+          <w:sz w:val="19"/>
+          <w:szCs w:val="19"/>
+        </w:rPr>
+        <w:t xml:space="preserve">Résumé A</w:t>
+      </w:r>
+    </w:p>
+    <w:p>
+      <w:pPr>
+        <w:spacing w:after="34" w:before="0" w:line="265"/>
+        <w:ind w:left="520"/>
+      </w:pPr>
+      <w:r>
+        <w:rPr>
+          <w:rFonts w:ascii="Arial" w:cs="Arial" w:eastAsia="Arial" w:hAnsi="Arial"/>
+          <w:sz w:val="20"/>
+          <w:szCs w:val="20"/>
+        </w:rPr>
+        <w:t xml:space="preserve">☐   </w:t>
+      </w:r>
+      <w:r>
+        <w:rPr>
+          <w:rFonts w:ascii="Arial" w:cs="Arial" w:eastAsia="Arial" w:hAnsi="Arial"/>
+          <w:color w:val="1A1A1A"/>
+          <w:sz w:val="19"/>
+          <w:szCs w:val="19"/>
+        </w:rPr>
+        <w:t xml:space="preserve">Résumé B</w:t>
+      </w:r>
+    </w:p>
+    <w:p>
+      <w:pPr>
+        <w:spacing w:after="34" w:before="0" w:line="265"/>
+        <w:ind w:left="520"/>
+      </w:pPr>
+      <w:r>
+        <w:rPr>
+          <w:rFonts w:ascii="Arial" w:cs="Arial" w:eastAsia="Arial" w:hAnsi="Arial"/>
+          <w:sz w:val="20"/>
+          <w:szCs w:val="20"/>
+        </w:rPr>
+        <w:t xml:space="preserve">☐   </w:t>
+      </w:r>
+      <w:r>
+        <w:rPr>
+          <w:rFonts w:ascii="Arial" w:cs="Arial" w:eastAsia="Arial" w:hAnsi="Arial"/>
+          <w:color w:val="1A1A1A"/>
+          <w:sz w:val="19"/>
+          <w:szCs w:val="19"/>
+        </w:rPr>
+        <w:t xml:space="preserve">Résumé C</w:t>
+      </w:r>
+    </w:p>
+    <w:p>
+      <w:pPr>
+        <w:spacing w:after="34" w:before="0" w:line="265"/>
+        <w:ind w:left="520"/>
+      </w:pPr>
+      <w:r>
+        <w:rPr>
+          <w:rFonts w:ascii="Arial" w:cs="Arial" w:eastAsia="Arial" w:hAnsi="Arial"/>
+          <w:sz w:val="20"/>
+          <w:szCs w:val="20"/>
+        </w:rPr>
+        <w:t xml:space="preserve">☐   </w:t>
+      </w:r>
+      <w:r>
+        <w:rPr>
+          <w:rFonts w:ascii="Arial" w:cs="Arial" w:eastAsia="Arial" w:hAnsi="Arial"/>
+          <w:color w:val="1A1A1A"/>
+          <w:sz w:val="19"/>
+          <w:szCs w:val="19"/>
+        </w:rPr>
+        <w:t xml:space="preserve">Résumé D</w:t>
+      </w:r>
+    </w:p>
+    <w:p>
+      <w:pPr>
+        <w:spacing w:after="34" w:before="0" w:line="265"/>
+        <w:ind w:left="520"/>
+      </w:pPr>
+      <w:r>
+        <w:rPr>
+          <w:rFonts w:ascii="Arial" w:cs="Arial" w:eastAsia="Arial" w:hAnsi="Arial"/>
+          <w:sz w:val="20"/>
+          <w:szCs w:val="20"/>
+        </w:rPr>
+        <w:t xml:space="preserve">☐   </w:t>
+      </w:r>
+      <w:r>
+        <w:rPr>
+          <w:rFonts w:ascii="Arial" w:cs="Arial" w:eastAsia="Arial" w:hAnsi="Arial"/>
+          <w:color w:val="1A1A1A"/>
+          <w:sz w:val="19"/>
+          <w:szCs w:val="19"/>
+        </w:rPr>
+        <w:t xml:space="preserve">Résumé E</w:t>
+      </w:r>
+    </w:p>
+    <w:p>
+      <w:pPr>
+        <w:spacing w:after="34" w:before="0" w:line="265"/>
+        <w:ind w:left="520"/>
+      </w:pPr>
+      <w:r>
+        <w:rPr>
+          <w:rFonts w:ascii="Arial" w:cs="Arial" w:eastAsia="Arial" w:hAnsi="Arial"/>
+          <w:sz w:val="20"/>
+          <w:szCs w:val="20"/>
+        </w:rPr>
+        <w:t xml:space="preserve">☐   </w:t>
+      </w:r>
+      <w:r>
+        <w:rPr>
+          <w:rFonts w:ascii="Arial" w:cs="Arial" w:eastAsia="Arial" w:hAnsi="Arial"/>
+          <w:color w:val="1A1A1A"/>
+          <w:sz w:val="19"/>
+          <w:szCs w:val="19"/>
+        </w:rPr>
+        <w:t xml:space="preserve">None stood out</w:t>
+      </w:r>
+    </w:p>
+    <w:p>
+      <w:pPr>
+        <w:spacing w:after="40" w:before="130" w:line="275"/>
+        <w:ind w:left="260" w:hanging="260"/>
+      </w:pPr>
+      <w:r>
+        <w:rPr>
+          <w:rFonts w:ascii="Arial" w:cs="Arial" w:eastAsia="Arial" w:hAnsi="Arial"/>
+          <w:b/>
+          <w:bCs/>
+          <w:color w:val="8C2A2A"/>
+          <w:sz w:val="19"/>
+          <w:szCs w:val="19"/>
+        </w:rPr>
+        <w:t xml:space="preserve">4.  </w:t>
+      </w:r>
+      <w:r>
+        <w:rPr>
+          <w:rFonts w:ascii="Arial" w:cs="Arial" w:eastAsia="Arial" w:hAnsi="Arial"/>
+          <w:color w:val="1A1A1A"/>
+          <w:sz w:val="19"/>
+          <w:szCs w:val="19"/>
+        </w:rPr>
+        <w:t xml:space="preserve">What most influenced the order you chose?</w:t>
+      </w:r>
+      <w:r>
+        <w:rPr>
+          <w:rFonts w:ascii="Arial" w:cs="Arial" w:eastAsia="Arial" w:hAnsi="Arial"/>
+          <w:i/>
+          <w:iCs/>
+          <w:color w:val="6B6B6B"/>
+          <w:sz w:val="16"/>
+          <w:szCs w:val="16"/>
+        </w:rPr>
+        <w:t xml:space="preserve">   (choose one)</w:t>
+      </w:r>
+    </w:p>
+    <w:p>
+      <w:pPr>
+        <w:spacing w:after="34" w:before="0" w:line="265"/>
+        <w:ind w:left="520"/>
+      </w:pPr>
+      <w:r>
+        <w:rPr>
+          <w:rFonts w:ascii="Arial" w:cs="Arial" w:eastAsia="Arial" w:hAnsi="Arial"/>
+          <w:sz w:val="20"/>
+          <w:szCs w:val="20"/>
+        </w:rPr>
+        <w:t xml:space="preserve">☐   </w:t>
+      </w:r>
+      <w:r>
+        <w:rPr>
+          <w:rFonts w:ascii="Arial" w:cs="Arial" w:eastAsia="Arial" w:hAnsi="Arial"/>
+          <w:color w:val="1A1A1A"/>
+          <w:sz w:val="19"/>
+          <w:szCs w:val="19"/>
+        </w:rPr>
+        <w:t xml:space="preserve">How relevant their work experience was</w:t>
+      </w:r>
+    </w:p>
+    <w:p>
+      <w:pPr>
+        <w:spacing w:after="34" w:before="0" w:line="265"/>
+        <w:ind w:left="520"/>
+      </w:pPr>
+      <w:r>
+        <w:rPr>
+          <w:rFonts w:ascii="Arial" w:cs="Arial" w:eastAsia="Arial" w:hAnsi="Arial"/>
+          <w:sz w:val="20"/>
+          <w:szCs w:val="20"/>
+        </w:rPr>
+        <w:t xml:space="preserve">☐   </w:t>
+      </w:r>
+      <w:r>
+        <w:rPr>
+          <w:rFonts w:ascii="Arial" w:cs="Arial" w:eastAsia="Arial" w:hAnsi="Arial"/>
+          <w:color w:val="1A1A1A"/>
+          <w:sz w:val="19"/>
+          <w:szCs w:val="19"/>
+        </w:rPr>
+        <w:t xml:space="preserve">Which specific skills they listed</w:t>
+      </w:r>
+    </w:p>
+    <w:p>
+      <w:pPr>
+        <w:spacing w:after="34" w:before="0" w:line="265"/>
+        <w:ind w:left="520"/>
+      </w:pPr>
+      <w:r>
+        <w:rPr>
+          <w:rFonts w:ascii="Arial" w:cs="Arial" w:eastAsia="Arial" w:hAnsi="Arial"/>
+          <w:sz w:val="20"/>
+          <w:szCs w:val="20"/>
+        </w:rPr>
+        <w:t xml:space="preserve">☐   </w:t>
+      </w:r>
+      <w:r>
+        <w:rPr>
+          <w:rFonts w:ascii="Arial" w:cs="Arial" w:eastAsia="Arial" w:hAnsi="Arial"/>
+          <w:color w:val="1A1A1A"/>
+          <w:sz w:val="19"/>
+          <w:szCs w:val="19"/>
+        </w:rPr>
+        <w:t xml:space="preserve">Their level of education</w:t>
+      </w:r>
+    </w:p>
+    <w:p>
+      <w:pPr>
+        <w:spacing w:after="34" w:before="0" w:line="265"/>
+        <w:ind w:left="520"/>
+      </w:pPr>
+      <w:r>
+        <w:rPr>
+          <w:rFonts w:ascii="Arial" w:cs="Arial" w:eastAsia="Arial" w:hAnsi="Arial"/>
+          <w:sz w:val="20"/>
+          <w:szCs w:val="20"/>
+        </w:rPr>
+        <w:t xml:space="preserve">☐   </w:t>
+      </w:r>
+      <w:r>
+        <w:rPr>
+          <w:rFonts w:ascii="Arial" w:cs="Arial" w:eastAsia="Arial" w:hAnsi="Arial"/>
+          <w:color w:val="1A1A1A"/>
+          <w:sz w:val="19"/>
+          <w:szCs w:val="19"/>
+        </w:rPr>
+        <w:t xml:space="preserve">Their certifications</w:t>
+      </w:r>
+    </w:p>
+    <w:p>
+      <w:pPr>
+        <w:spacing w:after="34" w:before="0" w:line="265"/>
+        <w:ind w:left="520"/>
+      </w:pPr>
+      <w:r>
+        <w:rPr>
+          <w:rFonts w:ascii="Arial" w:cs="Arial" w:eastAsia="Arial" w:hAnsi="Arial"/>
+          <w:sz w:val="20"/>
+          <w:szCs w:val="20"/>
+        </w:rPr>
+        <w:t xml:space="preserve">☐   </w:t>
+      </w:r>
+      <w:r>
+        <w:rPr>
+          <w:rFonts w:ascii="Arial" w:cs="Arial" w:eastAsia="Arial" w:hAnsi="Arial"/>
+          <w:color w:val="1A1A1A"/>
+          <w:sz w:val="19"/>
+          <w:szCs w:val="19"/>
+        </w:rPr>
+        <w:t xml:space="preserve">How the résumé was laid out and presented</w:t>
+      </w:r>
+    </w:p>
+    <w:p>
+      <w:pPr>
+        <w:spacing w:after="34" w:before="0" w:line="265"/>
+        <w:ind w:left="520"/>
+      </w:pPr>
+      <w:r>
+        <w:rPr>
+          <w:rFonts w:ascii="Arial" w:cs="Arial" w:eastAsia="Arial" w:hAnsi="Arial"/>
+          <w:sz w:val="20"/>
+          <w:szCs w:val="20"/>
+        </w:rPr>
+        <w:t xml:space="preserve">☐   </w:t>
+      </w:r>
+      <w:r>
+        <w:rPr>
+          <w:rFonts w:ascii="Arial" w:cs="Arial" w:eastAsia="Arial" w:hAnsi="Arial"/>
+          <w:color w:val="1A1A1A"/>
+          <w:sz w:val="19"/>
+          <w:szCs w:val="19"/>
+        </w:rPr>
+        <w:t xml:space="preserve">Something else on the résumé</w:t>
+      </w:r>
+    </w:p>
+    <w:p>
+      <w:pPr>
+        <w:spacing w:after="40" w:before="130" w:line="275"/>
+        <w:ind w:left="260" w:hanging="260"/>
+      </w:pPr>
+      <w:r>
+        <w:rPr>
+          <w:rFonts w:ascii="Arial" w:cs="Arial" w:eastAsia="Arial" w:hAnsi="Arial"/>
+          <w:b/>
+          <w:bCs/>
+          <w:color w:val="8C2A2A"/>
+          <w:sz w:val="19"/>
+          <w:szCs w:val="19"/>
+        </w:rPr>
+        <w:t xml:space="preserve">5.  </w:t>
+      </w:r>
+      <w:r>
+        <w:rPr>
+          <w:rFonts w:ascii="Arial" w:cs="Arial" w:eastAsia="Arial" w:hAnsi="Arial"/>
+          <w:color w:val="1A1A1A"/>
+          <w:sz w:val="19"/>
+          <w:szCs w:val="19"/>
+        </w:rPr>
+        <w:t xml:space="preserve">I could decide on an order confidently from these five résumés alone.</w:t>
+      </w:r>
+    </w:p>
+    <w:p>
+      <w:pPr>
+        <w:spacing w:after="50" w:before="0" w:line="265"/>
+        <w:ind w:left="520"/>
+      </w:pPr>
+      <w:r>
+        <w:rPr>
+          <w:rFonts w:ascii="Arial" w:cs="Arial" w:eastAsia="Arial" w:hAnsi="Arial"/>
+          <w:sz w:val="19"/>
+          <w:szCs w:val="19"/>
+        </w:rPr>
+        <w:t xml:space="preserve">☐ 1      ☐ 2      ☐ 3      ☐ 4      ☐ 5</w:t>
+      </w:r>
+      <w:r>
+        <w:rPr>
+          <w:rFonts w:ascii="Arial" w:cs="Arial" w:eastAsia="Arial" w:hAnsi="Arial"/>
+          <w:i/>
+          <w:iCs/>
+          <w:color w:val="6B6B6B"/>
+          <w:sz w:val="15"/>
+          <w:szCs w:val="15"/>
+        </w:rPr>
+        <w:t xml:space="preserve">        1 = strongly disagree,  5 = strongly agree</w:t>
+      </w:r>
+    </w:p>
+    <w:p>
+      <w:pPr>
+        <w:spacing w:after="110" w:before="260" w:line="290"/>
+      </w:pPr>
+      <w:r>
+        <w:rPr>
+          <w:rFonts w:ascii="Arial" w:cs="Arial" w:eastAsia="Arial" w:hAnsi="Arial"/>
+          <w:b/>
+          <w:bCs/>
+          <w:i w:val="false"/>
+          <w:iCs w:val="false"/>
+          <w:color w:val="1A1A1A"/>
+          <w:sz w:val="22"/>
+          <w:szCs w:val="22"/>
+        </w:rPr>
+        <w:t xml:space="preserve">What to do with the answers</w:t>
+      </w:r>
+    </w:p>
+    <w:p>
+      <w:pPr>
+        <w:spacing w:after="110" w:before="0" w:line="285"/>
+      </w:pPr>
+      <w:r>
+        <w:rPr>
+          <w:rFonts w:ascii="Arial" w:cs="Arial" w:eastAsia="Arial" w:hAnsi="Arial"/>
+          <w:b w:val="false"/>
+          <w:bCs w:val="false"/>
+          <w:i w:val="false"/>
+          <w:iCs w:val="false"/>
+          <w:color w:val="1A1A1A"/>
+          <w:sz w:val="19"/>
+          <w:szCs w:val="19"/>
+        </w:rPr>
+        <w:t xml:space="preserve">Compute Spearman's rank correlation coefficient between each recruiter's ordering and the system's, then report the median across the ten recruiters together with the range.</w:t>
+      </w:r>
+    </w:p>
+    <w:p>
+      <w:pPr>
+        <w:spacing w:after="110" w:before="0" w:line="285"/>
+      </w:pPr>
+      <w:r>
+        <w:rPr>
+          <w:rFonts w:ascii="Arial" w:cs="Arial" w:eastAsia="Arial" w:hAnsi="Arial"/>
+          <w:b w:val="false"/>
+          <w:bCs w:val="false"/>
+          <w:i w:val="false"/>
+          <w:iCs w:val="false"/>
+          <w:color w:val="1A1A1A"/>
+          <w:sz w:val="19"/>
+          <w:szCs w:val="19"/>
+        </w:rPr>
+        <w:t xml:space="preserve">With five items ranked by ten respondents this is a weak statistical result and must not be presented as a strong one. What it supports is a stated degree of agreement rather than a promise the study never keeps.</w:t>
+      </w:r>
+    </w:p>
+    <w:p>
+      <w:pPr>
+        <w:spacing w:after="110" w:before="0" w:line="285"/>
+      </w:pPr>
+      <w:r>
+        <w:rPr>
+          <w:rFonts w:ascii="Arial" w:cs="Arial" w:eastAsia="Arial" w:hAnsi="Arial"/>
+          <w:b w:val="false"/>
+          <w:bCs w:val="false"/>
+          <w:i w:val="false"/>
+          <w:iCs w:val="false"/>
+          <w:color w:val="1A1A1A"/>
+          <w:sz w:val="19"/>
+          <w:szCs w:val="19"/>
+        </w:rPr>
+        <w:t xml:space="preserve">Report the figure whichever way it comes out. Poor agreement is a finding — it is direct evidence on whether the published weighting reflects how screening is actually done, which is the question items 15 to 17 of Instrument B ask in the abstract.</w:t>
+      </w:r>
+    </w:p>
+    <w:p>
+      <w:pPr>
+        <w:spacing w:after="110" w:before="0" w:line="285"/>
+      </w:pPr>
+      <w:r>
+        <w:rPr>
+          <w:rFonts w:ascii="Arial" w:cs="Arial" w:eastAsia="Arial" w:hAnsi="Arial"/>
+          <w:b w:val="false"/>
+          <w:bCs w:val="false"/>
+          <w:i w:val="false"/>
+          <w:iCs w:val="false"/>
+          <w:color w:val="1A1A1A"/>
+          <w:sz w:val="19"/>
+          <w:szCs w:val="19"/>
+        </w:rPr>
+        <w:t xml:space="preserve">Read it against Instrument D item 10, which asks the same recruiter whether they believe the order was close to their own. Where the measured correlation and the believed agreement diverge, say so: that gap is a result in its own right.</w:t>
+      </w:r>
+    </w:p>
+    <w:p>
+      <w:r>
+        <w:br w:type="page"/>
+      </w:r>
+    </w:p>
+    <w:p>
+      <w:pPr>
+        <w:pBdr>
+          <w:bottom w:val="single" w:color="8C2A2A" w:sz="10" w:space="6"/>
+        </w:pBdr>
+        <w:spacing w:after="150" w:before="340" w:line="300"/>
+      </w:pPr>
+      <w:r>
+        <w:rPr>
+          <w:rFonts w:ascii="Arial" w:cs="Arial" w:eastAsia="Arial" w:hAnsi="Arial"/>
+          <w:b/>
+          <w:bCs/>
+          <w:i w:val="false"/>
+          <w:iCs w:val="false"/>
+          <w:color w:val="8C2A2A"/>
+          <w:sz w:val="27"/>
+          <w:szCs w:val="27"/>
+        </w:rPr>
+        <w:t xml:space="preserve">Counting the items</w:t>
+      </w:r>
+    </w:p>
+    <w:tbl>
+      <w:tblPr>
+        <w:tblW w:type="dxa" w:w="9360"/>
+        <w:tblBorders>
+          <w:top w:val="single" w:color="B9B1A4" w:sz="4"/>
+          <w:left w:val="single" w:color="B9B1A4" w:sz="4"/>
+          <w:bottom w:val="single" w:color="B9B1A4" w:sz="4"/>
+          <w:right w:val="single" w:color="B9B1A4" w:sz="4"/>
+          <w:insideH w:val="single" w:color="DDD6C9" w:sz="2"/>
+          <w:insideV w:val="single" w:color="DDD6C9" w:sz="2"/>
+        </w:tblBorders>
+        <w:tblLayout w:type="fixed"/>
+      </w:tblPr>
+      <w:tblGrid>
+        <w:gridCol w:w="655"/>
+        <w:gridCol w:w="1217"/>
+        <w:gridCol w:w="1591"/>
+        <w:gridCol w:w="1217"/>
+        <w:gridCol w:w="1030"/>
+        <w:gridCol w:w="1217"/>
+        <w:gridCol w:w="2433"/>
+      </w:tblGrid>
+      <w:tr>
+        <w:trPr>
+          <w:tblHeader/>
+        </w:trPr>
+        <w:tc>
+          <w:tcPr>
+            <w:tcW w:type="dxa" w:w="655"/>
             <w:shd w:fill="F2EFE9" w:val="clear"/>
             <w:tcMar>
               <w:top w:type="dxa" w:w="80"/>
@@ -11863,7 +13721,7 @@
         </w:tc>
         <w:tc>
           <w:tcPr>
-            <w:tcW w:type="dxa" w:w="1404"/>
+            <w:tcW w:type="dxa" w:w="1217"/>
             <w:shd w:fill="F2EFE9" w:val="clear"/>
             <w:tcMar>
               <w:top w:type="dxa" w:w="80"/>
@@ -11893,7 +13751,7 @@
         </w:tc>
         <w:tc>
           <w:tcPr>
-            <w:tcW w:type="dxa" w:w="1872"/>
+            <w:tcW w:type="dxa" w:w="1591"/>
             <w:shd w:fill="F2EFE9" w:val="clear"/>
             <w:tcMar>
               <w:top w:type="dxa" w:w="80"/>
@@ -11923,7 +13781,7 @@
         </w:tc>
         <w:tc>
           <w:tcPr>
-            <w:tcW w:type="dxa" w:w="1404"/>
+            <w:tcW w:type="dxa" w:w="1217"/>
             <w:shd w:fill="F2EFE9" w:val="clear"/>
             <w:tcMar>
               <w:top w:type="dxa" w:w="80"/>
@@ -11953,7 +13811,37 @@
         </w:tc>
         <w:tc>
           <w:tcPr>
-            <w:tcW w:type="dxa" w:w="1310"/>
+            <w:tcW w:type="dxa" w:w="1030"/>
+            <w:shd w:fill="F2EFE9" w:val="clear"/>
+            <w:tcMar>
+              <w:top w:type="dxa" w:w="80"/>
+              <w:left w:type="dxa" w:w="105"/>
+              <w:bottom w:type="dxa" w:w="80"/>
+              <w:right w:type="dxa" w:w="105"/>
+            </w:tcMar>
+          </w:tcPr>
+          <w:p>
+            <w:pPr>
+              <w:spacing w:after="0" w:before="0" w:line="255"/>
+            </w:pPr>
+            <w:r>
+              <w:rPr>
+                <w:rFonts w:ascii="Arial" w:cs="Arial" w:eastAsia="Arial" w:hAnsi="Arial"/>
+                <w:b/>
+                <w:bCs/>
+                <w:i w:val="false"/>
+                <w:iCs w:val="false"/>
+                <w:color w:val="1A1A1A"/>
+                <w:sz w:val="16"/>
+                <w:szCs w:val="16"/>
+              </w:rPr>
+              <w:t xml:space="preserve">Rank</w:t>
+            </w:r>
+          </w:p>
+        </w:tc>
+        <w:tc>
+          <w:tcPr>
+            <w:tcW w:type="dxa" w:w="1217"/>
             <w:shd w:fill="F2EFE9" w:val="clear"/>
             <w:tcMar>
               <w:top w:type="dxa" w:w="80"/>
@@ -11983,7 +13871,7 @@
         </w:tc>
         <w:tc>
           <w:tcPr>
-            <w:tcW w:type="dxa" w:w="2621"/>
+            <w:tcW w:type="dxa" w:w="2433"/>
             <w:shd w:fill="F2EFE9" w:val="clear"/>
             <w:tcMar>
               <w:top w:type="dxa" w:w="80"/>
@@ -12015,7 +13903,7 @@
       <w:tr>
         <w:tc>
           <w:tcPr>
-            <w:tcW w:type="dxa" w:w="749"/>
+            <w:tcW w:type="dxa" w:w="655"/>
             <w:tcMar>
               <w:top w:type="dxa" w:w="80"/>
               <w:left w:type="dxa" w:w="105"/>
@@ -12044,7 +13932,7 @@
         </w:tc>
         <w:tc>
           <w:tcPr>
-            <w:tcW w:type="dxa" w:w="1404"/>
+            <w:tcW w:type="dxa" w:w="1217"/>
             <w:tcMar>
               <w:top w:type="dxa" w:w="80"/>
               <w:left w:type="dxa" w:w="105"/>
@@ -12073,7 +13961,7 @@
         </w:tc>
         <w:tc>
           <w:tcPr>
-            <w:tcW w:type="dxa" w:w="1872"/>
+            <w:tcW w:type="dxa" w:w="1591"/>
             <w:tcMar>
               <w:top w:type="dxa" w:w="80"/>
               <w:left w:type="dxa" w:w="105"/>
@@ -12102,7 +13990,7 @@
         </w:tc>
         <w:tc>
           <w:tcPr>
-            <w:tcW w:type="dxa" w:w="1404"/>
+            <w:tcW w:type="dxa" w:w="1217"/>
             <w:tcMar>
               <w:top w:type="dxa" w:w="80"/>
               <w:left w:type="dxa" w:w="105"/>
@@ -12131,7 +14019,36 @@
         </w:tc>
         <w:tc>
           <w:tcPr>
-            <w:tcW w:type="dxa" w:w="1310"/>
+            <w:tcW w:type="dxa" w:w="1030"/>
+            <w:tcMar>
+              <w:top w:type="dxa" w:w="80"/>
+              <w:left w:type="dxa" w:w="105"/>
+              <w:bottom w:type="dxa" w:w="80"/>
+              <w:right w:type="dxa" w:w="105"/>
+            </w:tcMar>
+          </w:tcPr>
+          <w:p>
+            <w:pPr>
+              <w:spacing w:after="0" w:before="0" w:line="255"/>
+            </w:pPr>
+            <w:r>
+              <w:rPr>
+                <w:rFonts w:ascii="Arial" w:cs="Arial" w:eastAsia="Arial" w:hAnsi="Arial"/>
+                <w:b w:val="false"/>
+                <w:bCs w:val="false"/>
+                <w:i w:val="false"/>
+                <w:iCs w:val="false"/>
+                <w:color w:val="333333"/>
+                <w:sz w:val="16"/>
+                <w:szCs w:val="16"/>
+              </w:rPr>
+              <w:t xml:space="preserve">0</w:t>
+            </w:r>
+          </w:p>
+        </w:tc>
+        <w:tc>
+          <w:tcPr>
+            <w:tcW w:type="dxa" w:w="1217"/>
             <w:tcMar>
               <w:top w:type="dxa" w:w="80"/>
               <w:left w:type="dxa" w:w="105"/>
@@ -12160,7 +14077,7 @@
         </w:tc>
         <w:tc>
           <w:tcPr>
-            <w:tcW w:type="dxa" w:w="2621"/>
+            <w:tcW w:type="dxa" w:w="2433"/>
             <w:tcMar>
               <w:top w:type="dxa" w:w="80"/>
               <w:left w:type="dxa" w:w="105"/>
@@ -12191,7 +14108,7 @@
       <w:tr>
         <w:tc>
           <w:tcPr>
-            <w:tcW w:type="dxa" w:w="749"/>
+            <w:tcW w:type="dxa" w:w="655"/>
             <w:tcMar>
               <w:top w:type="dxa" w:w="80"/>
               <w:left w:type="dxa" w:w="105"/>
@@ -12220,7 +14137,7 @@
         </w:tc>
         <w:tc>
           <w:tcPr>
-            <w:tcW w:type="dxa" w:w="1404"/>
+            <w:tcW w:type="dxa" w:w="1217"/>
             <w:tcMar>
               <w:top w:type="dxa" w:w="80"/>
               <w:left w:type="dxa" w:w="105"/>
@@ -12249,7 +14166,7 @@
         </w:tc>
         <w:tc>
           <w:tcPr>
-            <w:tcW w:type="dxa" w:w="1872"/>
+            <w:tcW w:type="dxa" w:w="1591"/>
             <w:tcMar>
               <w:top w:type="dxa" w:w="80"/>
               <w:left w:type="dxa" w:w="105"/>
@@ -12278,7 +14195,7 @@
         </w:tc>
         <w:tc>
           <w:tcPr>
-            <w:tcW w:type="dxa" w:w="1404"/>
+            <w:tcW w:type="dxa" w:w="1217"/>
             <w:tcMar>
               <w:top w:type="dxa" w:w="80"/>
               <w:left w:type="dxa" w:w="105"/>
@@ -12307,7 +14224,36 @@
         </w:tc>
         <w:tc>
           <w:tcPr>
-            <w:tcW w:type="dxa" w:w="1310"/>
+            <w:tcW w:type="dxa" w:w="1030"/>
+            <w:tcMar>
+              <w:top w:type="dxa" w:w="80"/>
+              <w:left w:type="dxa" w:w="105"/>
+              <w:bottom w:type="dxa" w:w="80"/>
+              <w:right w:type="dxa" w:w="105"/>
+            </w:tcMar>
+          </w:tcPr>
+          <w:p>
+            <w:pPr>
+              <w:spacing w:after="0" w:before="0" w:line="255"/>
+            </w:pPr>
+            <w:r>
+              <w:rPr>
+                <w:rFonts w:ascii="Arial" w:cs="Arial" w:eastAsia="Arial" w:hAnsi="Arial"/>
+                <w:b w:val="false"/>
+                <w:bCs w:val="false"/>
+                <w:i w:val="false"/>
+                <w:iCs w:val="false"/>
+                <w:color w:val="333333"/>
+                <w:sz w:val="16"/>
+                <w:szCs w:val="16"/>
+              </w:rPr>
+              <w:t xml:space="preserve">0</w:t>
+            </w:r>
+          </w:p>
+        </w:tc>
+        <w:tc>
+          <w:tcPr>
+            <w:tcW w:type="dxa" w:w="1217"/>
             <w:tcMar>
               <w:top w:type="dxa" w:w="80"/>
               <w:left w:type="dxa" w:w="105"/>
@@ -12336,7 +14282,7 @@
         </w:tc>
         <w:tc>
           <w:tcPr>
-            <w:tcW w:type="dxa" w:w="2621"/>
+            <w:tcW w:type="dxa" w:w="2433"/>
             <w:tcMar>
               <w:top w:type="dxa" w:w="80"/>
               <w:left w:type="dxa" w:w="105"/>
@@ -12367,7 +14313,7 @@
       <w:tr>
         <w:tc>
           <w:tcPr>
-            <w:tcW w:type="dxa" w:w="749"/>
+            <w:tcW w:type="dxa" w:w="655"/>
             <w:tcMar>
               <w:top w:type="dxa" w:w="80"/>
               <w:left w:type="dxa" w:w="105"/>
@@ -12396,7 +14342,7 @@
         </w:tc>
         <w:tc>
           <w:tcPr>
-            <w:tcW w:type="dxa" w:w="1404"/>
+            <w:tcW w:type="dxa" w:w="1217"/>
             <w:tcMar>
               <w:top w:type="dxa" w:w="80"/>
               <w:left w:type="dxa" w:w="105"/>
@@ -12425,7 +14371,7 @@
         </w:tc>
         <w:tc>
           <w:tcPr>
-            <w:tcW w:type="dxa" w:w="1872"/>
+            <w:tcW w:type="dxa" w:w="1591"/>
             <w:tcMar>
               <w:top w:type="dxa" w:w="80"/>
               <w:left w:type="dxa" w:w="105"/>
@@ -12454,7 +14400,7 @@
         </w:tc>
         <w:tc>
           <w:tcPr>
-            <w:tcW w:type="dxa" w:w="1404"/>
+            <w:tcW w:type="dxa" w:w="1217"/>
             <w:tcMar>
               <w:top w:type="dxa" w:w="80"/>
               <w:left w:type="dxa" w:w="105"/>
@@ -12483,7 +14429,36 @@
         </w:tc>
         <w:tc>
           <w:tcPr>
-            <w:tcW w:type="dxa" w:w="1310"/>
+            <w:tcW w:type="dxa" w:w="1030"/>
+            <w:tcMar>
+              <w:top w:type="dxa" w:w="80"/>
+              <w:left w:type="dxa" w:w="105"/>
+              <w:bottom w:type="dxa" w:w="80"/>
+              <w:right w:type="dxa" w:w="105"/>
+            </w:tcMar>
+          </w:tcPr>
+          <w:p>
+            <w:pPr>
+              <w:spacing w:after="0" w:before="0" w:line="255"/>
+            </w:pPr>
+            <w:r>
+              <w:rPr>
+                <w:rFonts w:ascii="Arial" w:cs="Arial" w:eastAsia="Arial" w:hAnsi="Arial"/>
+                <w:b w:val="false"/>
+                <w:bCs w:val="false"/>
+                <w:i w:val="false"/>
+                <w:iCs w:val="false"/>
+                <w:color w:val="333333"/>
+                <w:sz w:val="16"/>
+                <w:szCs w:val="16"/>
+              </w:rPr>
+              <w:t xml:space="preserve">0</w:t>
+            </w:r>
+          </w:p>
+        </w:tc>
+        <w:tc>
+          <w:tcPr>
+            <w:tcW w:type="dxa" w:w="1217"/>
             <w:tcMar>
               <w:top w:type="dxa" w:w="80"/>
               <w:left w:type="dxa" w:w="105"/>
@@ -12512,7 +14487,7 @@
         </w:tc>
         <w:tc>
           <w:tcPr>
-            <w:tcW w:type="dxa" w:w="2621"/>
+            <w:tcW w:type="dxa" w:w="2433"/>
             <w:tcMar>
               <w:top w:type="dxa" w:w="80"/>
               <w:left w:type="dxa" w:w="105"/>
@@ -12543,7 +14518,7 @@
       <w:tr>
         <w:tc>
           <w:tcPr>
-            <w:tcW w:type="dxa" w:w="749"/>
+            <w:tcW w:type="dxa" w:w="655"/>
             <w:tcMar>
               <w:top w:type="dxa" w:w="80"/>
               <w:left w:type="dxa" w:w="105"/>
@@ -12572,7 +14547,7 @@
         </w:tc>
         <w:tc>
           <w:tcPr>
-            <w:tcW w:type="dxa" w:w="1404"/>
+            <w:tcW w:type="dxa" w:w="1217"/>
             <w:tcMar>
               <w:top w:type="dxa" w:w="80"/>
               <w:left w:type="dxa" w:w="105"/>
@@ -12601,7 +14576,7 @@
         </w:tc>
         <w:tc>
           <w:tcPr>
-            <w:tcW w:type="dxa" w:w="1872"/>
+            <w:tcW w:type="dxa" w:w="1591"/>
             <w:tcMar>
               <w:top w:type="dxa" w:w="80"/>
               <w:left w:type="dxa" w:w="105"/>
@@ -12630,7 +14605,7 @@
         </w:tc>
         <w:tc>
           <w:tcPr>
-            <w:tcW w:type="dxa" w:w="1404"/>
+            <w:tcW w:type="dxa" w:w="1217"/>
             <w:tcMar>
               <w:top w:type="dxa" w:w="80"/>
               <w:left w:type="dxa" w:w="105"/>
@@ -12659,7 +14634,36 @@
         </w:tc>
         <w:tc>
           <w:tcPr>
-            <w:tcW w:type="dxa" w:w="1310"/>
+            <w:tcW w:type="dxa" w:w="1030"/>
+            <w:tcMar>
+              <w:top w:type="dxa" w:w="80"/>
+              <w:left w:type="dxa" w:w="105"/>
+              <w:bottom w:type="dxa" w:w="80"/>
+              <w:right w:type="dxa" w:w="105"/>
+            </w:tcMar>
+          </w:tcPr>
+          <w:p>
+            <w:pPr>
+              <w:spacing w:after="0" w:before="0" w:line="255"/>
+            </w:pPr>
+            <w:r>
+              <w:rPr>
+                <w:rFonts w:ascii="Arial" w:cs="Arial" w:eastAsia="Arial" w:hAnsi="Arial"/>
+                <w:b w:val="false"/>
+                <w:bCs w:val="false"/>
+                <w:i w:val="false"/>
+                <w:iCs w:val="false"/>
+                <w:color w:val="333333"/>
+                <w:sz w:val="16"/>
+                <w:szCs w:val="16"/>
+              </w:rPr>
+              <w:t xml:space="preserve">0</w:t>
+            </w:r>
+          </w:p>
+        </w:tc>
+        <w:tc>
+          <w:tcPr>
+            <w:tcW w:type="dxa" w:w="1217"/>
             <w:tcMar>
               <w:top w:type="dxa" w:w="80"/>
               <w:left w:type="dxa" w:w="105"/>
@@ -12688,7 +14692,7 @@
         </w:tc>
         <w:tc>
           <w:tcPr>
-            <w:tcW w:type="dxa" w:w="2621"/>
+            <w:tcW w:type="dxa" w:w="2433"/>
             <w:tcMar>
               <w:top w:type="dxa" w:w="80"/>
               <w:left w:type="dxa" w:w="105"/>
@@ -12719,7 +14723,212 @@
       <w:tr>
         <w:tc>
           <w:tcPr>
-            <w:tcW w:type="dxa" w:w="749"/>
+            <w:tcW w:type="dxa" w:w="655"/>
+            <w:tcMar>
+              <w:top w:type="dxa" w:w="80"/>
+              <w:left w:type="dxa" w:w="105"/>
+              <w:bottom w:type="dxa" w:w="80"/>
+              <w:right w:type="dxa" w:w="105"/>
+            </w:tcMar>
+          </w:tcPr>
+          <w:p>
+            <w:pPr>
+              <w:spacing w:after="0" w:before="0" w:line="255"/>
+            </w:pPr>
+            <w:r>
+              <w:rPr>
+                <w:rFonts w:ascii="Arial" w:cs="Arial" w:eastAsia="Arial" w:hAnsi="Arial"/>
+                <w:b w:val="false"/>
+                <w:bCs w:val="false"/>
+                <w:i w:val="false"/>
+                <w:iCs w:val="false"/>
+                <w:color w:val="333333"/>
+                <w:sz w:val="16"/>
+                <w:szCs w:val="16"/>
+              </w:rPr>
+              <w:t xml:space="preserve">E</w:t>
+            </w:r>
+          </w:p>
+        </w:tc>
+        <w:tc>
+          <w:tcPr>
+            <w:tcW w:type="dxa" w:w="1217"/>
+            <w:tcMar>
+              <w:top w:type="dxa" w:w="80"/>
+              <w:left w:type="dxa" w:w="105"/>
+              <w:bottom w:type="dxa" w:w="80"/>
+              <w:right w:type="dxa" w:w="105"/>
+            </w:tcMar>
+          </w:tcPr>
+          <w:p>
+            <w:pPr>
+              <w:spacing w:after="0" w:before="0" w:line="255"/>
+            </w:pPr>
+            <w:r>
+              <w:rPr>
+                <w:rFonts w:ascii="Arial" w:cs="Arial" w:eastAsia="Arial" w:hAnsi="Arial"/>
+                <w:b w:val="false"/>
+                <w:bCs w:val="false"/>
+                <w:i w:val="false"/>
+                <w:iCs w:val="false"/>
+                <w:color w:val="333333"/>
+                <w:sz w:val="16"/>
+                <w:szCs w:val="16"/>
+              </w:rPr>
+              <w:t xml:space="preserve">5</w:t>
+            </w:r>
+          </w:p>
+        </w:tc>
+        <w:tc>
+          <w:tcPr>
+            <w:tcW w:type="dxa" w:w="1591"/>
+            <w:tcMar>
+              <w:top w:type="dxa" w:w="80"/>
+              <w:left w:type="dxa" w:w="105"/>
+              <w:bottom w:type="dxa" w:w="80"/>
+              <w:right w:type="dxa" w:w="105"/>
+            </w:tcMar>
+          </w:tcPr>
+          <w:p>
+            <w:pPr>
+              <w:spacing w:after="0" w:before="0" w:line="255"/>
+            </w:pPr>
+            <w:r>
+              <w:rPr>
+                <w:rFonts w:ascii="Arial" w:cs="Arial" w:eastAsia="Arial" w:hAnsi="Arial"/>
+                <w:b w:val="false"/>
+                <w:bCs w:val="false"/>
+                <w:i w:val="false"/>
+                <w:iCs w:val="false"/>
+                <w:color w:val="333333"/>
+                <w:sz w:val="16"/>
+                <w:szCs w:val="16"/>
+              </w:rPr>
+              <w:t xml:space="preserve">3</w:t>
+            </w:r>
+          </w:p>
+        </w:tc>
+        <w:tc>
+          <w:tcPr>
+            <w:tcW w:type="dxa" w:w="1217"/>
+            <w:tcMar>
+              <w:top w:type="dxa" w:w="80"/>
+              <w:left w:type="dxa" w:w="105"/>
+              <w:bottom w:type="dxa" w:w="80"/>
+              <w:right w:type="dxa" w:w="105"/>
+            </w:tcMar>
+          </w:tcPr>
+          <w:p>
+            <w:pPr>
+              <w:spacing w:after="0" w:before="0" w:line="255"/>
+            </w:pPr>
+            <w:r>
+              <w:rPr>
+                <w:rFonts w:ascii="Arial" w:cs="Arial" w:eastAsia="Arial" w:hAnsi="Arial"/>
+                <w:b w:val="false"/>
+                <w:bCs w:val="false"/>
+                <w:i w:val="false"/>
+                <w:iCs w:val="false"/>
+                <w:color w:val="333333"/>
+                <w:sz w:val="16"/>
+                <w:szCs w:val="16"/>
+              </w:rPr>
+              <w:t xml:space="preserve">0</w:t>
+            </w:r>
+          </w:p>
+        </w:tc>
+        <w:tc>
+          <w:tcPr>
+            <w:tcW w:type="dxa" w:w="1030"/>
+            <w:tcMar>
+              <w:top w:type="dxa" w:w="80"/>
+              <w:left w:type="dxa" w:w="105"/>
+              <w:bottom w:type="dxa" w:w="80"/>
+              <w:right w:type="dxa" w:w="105"/>
+            </w:tcMar>
+          </w:tcPr>
+          <w:p>
+            <w:pPr>
+              <w:spacing w:after="0" w:before="0" w:line="255"/>
+            </w:pPr>
+            <w:r>
+              <w:rPr>
+                <w:rFonts w:ascii="Arial" w:cs="Arial" w:eastAsia="Arial" w:hAnsi="Arial"/>
+                <w:b w:val="false"/>
+                <w:bCs w:val="false"/>
+                <w:i w:val="false"/>
+                <w:iCs w:val="false"/>
+                <w:color w:val="333333"/>
+                <w:sz w:val="16"/>
+                <w:szCs w:val="16"/>
+              </w:rPr>
+              <w:t xml:space="preserve">1</w:t>
+            </w:r>
+          </w:p>
+        </w:tc>
+        <w:tc>
+          <w:tcPr>
+            <w:tcW w:type="dxa" w:w="1217"/>
+            <w:tcMar>
+              <w:top w:type="dxa" w:w="80"/>
+              <w:left w:type="dxa" w:w="105"/>
+              <w:bottom w:type="dxa" w:w="80"/>
+              <w:right w:type="dxa" w:w="105"/>
+            </w:tcMar>
+          </w:tcPr>
+          <w:p>
+            <w:pPr>
+              <w:spacing w:after="0" w:before="0" w:line="255"/>
+            </w:pPr>
+            <w:r>
+              <w:rPr>
+                <w:rFonts w:ascii="Arial" w:cs="Arial" w:eastAsia="Arial" w:hAnsi="Arial"/>
+                <w:b w:val="false"/>
+                <w:bCs w:val="false"/>
+                <w:i w:val="false"/>
+                <w:iCs w:val="false"/>
+                <w:color w:val="333333"/>
+                <w:sz w:val="16"/>
+                <w:szCs w:val="16"/>
+              </w:rPr>
+              <w:t xml:space="preserve">1</w:t>
+            </w:r>
+          </w:p>
+        </w:tc>
+        <w:tc>
+          <w:tcPr>
+            <w:tcW w:type="dxa" w:w="2433"/>
+            <w:tcMar>
+              <w:top w:type="dxa" w:w="80"/>
+              <w:left w:type="dxa" w:w="105"/>
+              <w:bottom w:type="dxa" w:w="80"/>
+              <w:right w:type="dxa" w:w="105"/>
+            </w:tcMar>
+          </w:tcPr>
+          <w:p>
+            <w:pPr>
+              <w:spacing w:after="0" w:before="0" w:line="255"/>
+            </w:pPr>
+            <w:r>
+              <w:rPr>
+                <w:rFonts w:ascii="Arial" w:cs="Arial" w:eastAsia="Arial" w:hAnsi="Arial"/>
+                <w:b w:val="false"/>
+                <w:bCs w:val="false"/>
+                <w:i w:val="false"/>
+                <w:iCs w:val="false"/>
+                <w:color w:val="333333"/>
+                <w:sz w:val="16"/>
+                <w:szCs w:val="16"/>
+              </w:rPr>
+              <w:t xml:space="preserve">0</w:t>
+            </w:r>
+          </w:p>
+        </w:tc>
+      </w:tr>
+      <w:tr>
+        <w:tc>
+          <w:tcPr>
+            <w:tcW w:type="dxa" w:w="655"/>
             <w:tcMar>
               <w:top w:type="dxa" w:w="80"/>
               <w:left w:type="dxa" w:w="105"/>
@@ -12748,7 +14957,7 @@
         </w:tc>
         <w:tc>
           <w:tcPr>
-            <w:tcW w:type="dxa" w:w="1404"/>
+            <w:tcW w:type="dxa" w:w="1217"/>
             <w:tcMar>
               <w:top w:type="dxa" w:w="80"/>
               <w:left w:type="dxa" w:w="105"/>
@@ -12771,13 +14980,13 @@
                 <w:sz w:val="16"/>
                 <w:szCs w:val="16"/>
               </w:rPr>
-              <w:t xml:space="preserve">98</w:t>
+              <w:t xml:space="preserve">103</w:t>
             </w:r>
           </w:p>
         </w:tc>
         <w:tc>
           <w:tcPr>
-            <w:tcW w:type="dxa" w:w="1872"/>
+            <w:tcW w:type="dxa" w:w="1591"/>
             <w:tcMar>
               <w:top w:type="dxa" w:w="80"/>
               <w:left w:type="dxa" w:w="105"/>
@@ -12800,13 +15009,13 @@
                 <w:sz w:val="16"/>
                 <w:szCs w:val="16"/>
               </w:rPr>
-              <w:t xml:space="preserve">29</w:t>
+              <w:t xml:space="preserve">32</w:t>
             </w:r>
           </w:p>
         </w:tc>
         <w:tc>
           <w:tcPr>
-            <w:tcW w:type="dxa" w:w="1404"/>
+            <w:tcW w:type="dxa" w:w="1217"/>
             <w:tcMar>
               <w:top w:type="dxa" w:w="80"/>
               <w:left w:type="dxa" w:w="105"/>
@@ -12835,7 +15044,7 @@
         </w:tc>
         <w:tc>
           <w:tcPr>
-            <w:tcW w:type="dxa" w:w="1310"/>
+            <w:tcW w:type="dxa" w:w="1030"/>
             <w:tcMar>
               <w:top w:type="dxa" w:w="80"/>
               <w:left w:type="dxa" w:w="105"/>
@@ -12858,13 +15067,42 @@
                 <w:sz w:val="16"/>
                 <w:szCs w:val="16"/>
               </w:rPr>
-              <w:t xml:space="preserve">65</w:t>
+              <w:t xml:space="preserve">1</w:t>
             </w:r>
           </w:p>
         </w:tc>
         <w:tc>
           <w:tcPr>
-            <w:tcW w:type="dxa" w:w="2621"/>
+            <w:tcW w:type="dxa" w:w="1217"/>
+            <w:tcMar>
+              <w:top w:type="dxa" w:w="80"/>
+              <w:left w:type="dxa" w:w="105"/>
+              <w:bottom w:type="dxa" w:w="80"/>
+              <w:right w:type="dxa" w:w="105"/>
+            </w:tcMar>
+          </w:tcPr>
+          <w:p>
+            <w:pPr>
+              <w:spacing w:after="0" w:before="0" w:line="255"/>
+            </w:pPr>
+            <w:r>
+              <w:rPr>
+                <w:rFonts w:ascii="Arial" w:cs="Arial" w:eastAsia="Arial" w:hAnsi="Arial"/>
+                <w:b w:val="false"/>
+                <w:bCs w:val="false"/>
+                <w:i w:val="false"/>
+                <w:iCs w:val="false"/>
+                <w:color w:val="333333"/>
+                <w:sz w:val="16"/>
+                <w:szCs w:val="16"/>
+              </w:rPr>
+              <w:t xml:space="preserve">66</w:t>
+            </w:r>
+          </w:p>
+        </w:tc>
+        <w:tc>
+          <w:tcPr>
+            <w:tcW w:type="dxa" w:w="2433"/>
             <w:tcMar>
               <w:top w:type="dxa" w:w="80"/>
               <w:left w:type="dxa" w:w="105"/>

--- a/05_Website_Angular/docs/ResumeMatch-PH-Research-Instruments.docx
+++ b/05_Website_Angular/docs/ResumeMatch-PH-Research-Instruments.docx
@@ -845,7 +845,7 @@
                 <w:sz w:val="16"/>
                 <w:szCs w:val="16"/>
               </w:rPr>
-              <w:t xml:space="preserve">25</w:t>
+              <w:t xml:space="preserve">39</w:t>
             </w:r>
           </w:p>
         </w:tc>
@@ -8678,7 +8678,25 @@
           <w:sz w:val="22"/>
           <w:szCs w:val="22"/>
         </w:rPr>
-        <w:t xml:space="preserve">Part 5. Overall</w:t>
+        <w:t xml:space="preserve">Part 5. The same four questions you were asked before</w:t>
+      </w:r>
+    </w:p>
+    <w:p>
+      <w:pPr>
+        <w:spacing w:after="110" w:before="0" w:line="285"/>
+      </w:pPr>
+      <w:r>
+        <w:rPr>
+          <w:rFonts w:ascii="Arial" w:cs="Arial" w:eastAsia="Arial" w:hAnsi="Arial"/>
+          <w:b w:val="false"/>
+          <w:bCs w:val="false"/>
+          <w:i/>
+          <w:iCs/>
+          <w:color w:val="6B6B6B"/>
+          <w:sz w:val="17"/>
+          <w:szCs w:val="17"/>
+        </w:rPr>
+        <w:t xml:space="preserve">These four items reproduce items 13, 16, 19 and 21 of Instrument A word for word. The only difference anywhere in the block is the tense of the first, which asks in Instrument A about the resume the respondent had already made and asks here about the present. They are the only items asked twice, and they exist so that the change in each respondent’s own answer can be measured rather than inferred. Item 22 is worded negatively, exactly as its original is, so agreement means the respondent still cannot tell — an improvement shows here as a LOWER answer, not a higher one. Do not reword any of the four without rewording the Instrument A original to match: a paired item that is not identical measures nothing.</w:t>
       </w:r>
     </w:p>
     <w:p>
@@ -8704,7 +8722,7 @@
           <w:sz w:val="19"/>
           <w:szCs w:val="19"/>
         </w:rPr>
-        <w:t xml:space="preserve">I would use this to apply for a real job.</w:t>
+        <w:t xml:space="preserve">I cannot tell whether a company’s computer system will read my resume correctly.</w:t>
       </w:r>
       <w:r>
         <w:rPr>
@@ -8715,7 +8733,7 @@
           <w:sz w:val="16"/>
           <w:szCs w:val="16"/>
         </w:rPr>
-        <w:t xml:space="preserve">   [reported as a distribution — not averaged]</w:t>
+        <w:t xml:space="preserve">   [repeats Instrument A13 — Wilcoxon signed-rank on the pair]</w:t>
       </w:r>
     </w:p>
     <w:p>
@@ -8766,7 +8784,7 @@
           <w:sz w:val="19"/>
           <w:szCs w:val="19"/>
         </w:rPr>
-        <w:t xml:space="preserve">I would recommend this to someone else who is looking for work.</w:t>
+        <w:t xml:space="preserve">I can usually tell from a job posting whether I am qualified for it.</w:t>
       </w:r>
       <w:r>
         <w:rPr>
@@ -8777,7 +8795,7 @@
           <w:sz w:val="16"/>
           <w:szCs w:val="16"/>
         </w:rPr>
-        <w:t xml:space="preserve">   [reported as a distribution — not averaged]</w:t>
+        <w:t xml:space="preserve">   [repeats Instrument A16 — Wilcoxon signed-rank on the pair]</w:t>
       </w:r>
     </w:p>
     <w:p>
@@ -8828,7 +8846,7 @@
           <w:sz w:val="19"/>
           <w:szCs w:val="19"/>
         </w:rPr>
-        <w:t xml:space="preserve">What was the most useful thing about it?</w:t>
+        <w:t xml:space="preserve">I know what happens to my resume after I send it to a company.</w:t>
       </w:r>
       <w:r>
         <w:rPr>
@@ -8839,145 +8857,32 @@
           <w:sz w:val="16"/>
           <w:szCs w:val="16"/>
         </w:rPr>
-        <w:t xml:space="preserve">   (choose one)</w:t>
-      </w:r>
-    </w:p>
-    <w:p>
-      <w:pPr>
-        <w:spacing w:after="34" w:before="0" w:line="265"/>
-        <w:ind w:left="520"/>
-      </w:pPr>
-      <w:r>
-        <w:rPr>
-          <w:rFonts w:ascii="Arial" w:cs="Arial" w:eastAsia="Arial" w:hAnsi="Arial"/>
-          <w:sz w:val="20"/>
-          <w:szCs w:val="20"/>
-        </w:rPr>
-        <w:t xml:space="preserve">☐   </w:t>
-      </w:r>
-      <w:r>
-        <w:rPr>
-          <w:rFonts w:ascii="Arial" w:cs="Arial" w:eastAsia="Arial" w:hAnsi="Arial"/>
-          <w:color w:val="1A1A1A"/>
-          <w:sz w:val="19"/>
-          <w:szCs w:val="19"/>
-        </w:rPr>
-        <w:t xml:space="preserve">Being guided step by step through the resume</w:t>
-      </w:r>
-    </w:p>
-    <w:p>
-      <w:pPr>
-        <w:spacing w:after="34" w:before="0" w:line="265"/>
-        <w:ind w:left="520"/>
-      </w:pPr>
-      <w:r>
-        <w:rPr>
-          <w:rFonts w:ascii="Arial" w:cs="Arial" w:eastAsia="Arial" w:hAnsi="Arial"/>
-          <w:sz w:val="20"/>
-          <w:szCs w:val="20"/>
-        </w:rPr>
-        <w:t xml:space="preserve">☐   </w:t>
-      </w:r>
-      <w:r>
-        <w:rPr>
-          <w:rFonts w:ascii="Arial" w:cs="Arial" w:eastAsia="Arial" w:hAnsi="Arial"/>
-          <w:color w:val="1A1A1A"/>
-          <w:sz w:val="19"/>
-          <w:szCs w:val="19"/>
-        </w:rPr>
-        <w:t xml:space="preserve">The choice of resume designs</w:t>
-      </w:r>
-    </w:p>
-    <w:p>
-      <w:pPr>
-        <w:spacing w:after="34" w:before="0" w:line="265"/>
-        <w:ind w:left="520"/>
-      </w:pPr>
-      <w:r>
-        <w:rPr>
-          <w:rFonts w:ascii="Arial" w:cs="Arial" w:eastAsia="Arial" w:hAnsi="Arial"/>
-          <w:sz w:val="20"/>
-          <w:szCs w:val="20"/>
-        </w:rPr>
-        <w:t xml:space="preserve">☐   </w:t>
-      </w:r>
-      <w:r>
-        <w:rPr>
-          <w:rFonts w:ascii="Arial" w:cs="Arial" w:eastAsia="Arial" w:hAnsi="Arial"/>
-          <w:color w:val="1A1A1A"/>
-          <w:sz w:val="19"/>
-          <w:szCs w:val="19"/>
-        </w:rPr>
-        <w:t xml:space="preserve">Seeing my match score</w:t>
-      </w:r>
-    </w:p>
-    <w:p>
-      <w:pPr>
-        <w:spacing w:after="34" w:before="0" w:line="265"/>
-        <w:ind w:left="520"/>
-      </w:pPr>
-      <w:r>
-        <w:rPr>
-          <w:rFonts w:ascii="Arial" w:cs="Arial" w:eastAsia="Arial" w:hAnsi="Arial"/>
-          <w:sz w:val="20"/>
-          <w:szCs w:val="20"/>
-        </w:rPr>
-        <w:t xml:space="preserve">☐   </w:t>
-      </w:r>
-      <w:r>
-        <w:rPr>
-          <w:rFonts w:ascii="Arial" w:cs="Arial" w:eastAsia="Arial" w:hAnsi="Arial"/>
-          <w:color w:val="1A1A1A"/>
-          <w:sz w:val="19"/>
-          <w:szCs w:val="19"/>
-        </w:rPr>
-        <w:t xml:space="preserve">Being told which skills I was missing</w:t>
-      </w:r>
-    </w:p>
-    <w:p>
-      <w:pPr>
-        <w:spacing w:after="34" w:before="0" w:line="265"/>
-        <w:ind w:left="520"/>
-      </w:pPr>
-      <w:r>
-        <w:rPr>
-          <w:rFonts w:ascii="Arial" w:cs="Arial" w:eastAsia="Arial" w:hAnsi="Arial"/>
-          <w:sz w:val="20"/>
-          <w:szCs w:val="20"/>
-        </w:rPr>
-        <w:t xml:space="preserve">☐   </w:t>
-      </w:r>
-      <w:r>
-        <w:rPr>
-          <w:rFonts w:ascii="Arial" w:cs="Arial" w:eastAsia="Arial" w:hAnsi="Arial"/>
-          <w:color w:val="1A1A1A"/>
-          <w:sz w:val="19"/>
-          <w:szCs w:val="19"/>
-        </w:rPr>
-        <w:t xml:space="preserve">Being able to apply from the same place</w:t>
-      </w:r>
-    </w:p>
-    <w:p>
-      <w:pPr>
-        <w:spacing w:after="34" w:before="0" w:line="265"/>
-        <w:ind w:left="520"/>
-      </w:pPr>
-      <w:r>
-        <w:rPr>
-          <w:rFonts w:ascii="Arial" w:cs="Arial" w:eastAsia="Arial" w:hAnsi="Arial"/>
-          <w:sz w:val="20"/>
-          <w:szCs w:val="20"/>
-        </w:rPr>
-        <w:t xml:space="preserve">☐   </w:t>
-      </w:r>
-      <w:r>
-        <w:rPr>
-          <w:rFonts w:ascii="Arial" w:cs="Arial" w:eastAsia="Arial" w:hAnsi="Arial"/>
-          <w:color w:val="1A1A1A"/>
-          <w:sz w:val="19"/>
-          <w:szCs w:val="19"/>
-        </w:rPr>
-        <w:t xml:space="preserve">The learning hub guides</w:t>
+        <w:t xml:space="preserve">   [repeats Instrument A19 — Wilcoxon signed-rank on the pair]</w:t>
+      </w:r>
+    </w:p>
+    <w:p>
+      <w:pPr>
+        <w:spacing w:after="50" w:before="0" w:line="265"/>
+        <w:ind w:left="520"/>
+      </w:pPr>
+      <w:r>
+        <w:rPr>
+          <w:rFonts w:ascii="Arial" w:cs="Arial" w:eastAsia="Arial" w:hAnsi="Arial"/>
+          <w:sz w:val="19"/>
+          <w:szCs w:val="19"/>
+        </w:rPr>
+        <w:t xml:space="preserve">☐ 1      ☐ 2      ☐ 3      ☐ 4      ☐ 5</w:t>
+      </w:r>
+      <w:r>
+        <w:rPr>
+          <w:rFonts w:ascii="Arial" w:cs="Arial" w:eastAsia="Arial" w:hAnsi="Arial"/>
+          <w:i/>
+          <w:iCs/>
+          <w:color w:val="6B6B6B"/>
+          <w:sz w:val="15"/>
+          <w:szCs w:val="15"/>
+        </w:rPr>
+        <w:t xml:space="preserve">        1 = strongly disagree,  5 = strongly agree</w:t>
       </w:r>
     </w:p>
     <w:p>
@@ -8995,6 +8900,1041 @@
           <w:szCs w:val="19"/>
         </w:rPr>
         <w:t xml:space="preserve">25.  </w:t>
+      </w:r>
+      <w:r>
+        <w:rPr>
+          <w:rFonts w:ascii="Arial" w:cs="Arial" w:eastAsia="Arial" w:hAnsi="Arial"/>
+          <w:color w:val="1A1A1A"/>
+          <w:sz w:val="19"/>
+          <w:szCs w:val="19"/>
+        </w:rPr>
+        <w:t xml:space="preserve">I would trust a score telling me how well I match an opening, provided it showed me how the number was worked out.</w:t>
+      </w:r>
+      <w:r>
+        <w:rPr>
+          <w:rFonts w:ascii="Arial" w:cs="Arial" w:eastAsia="Arial" w:hAnsi="Arial"/>
+          <w:i/>
+          <w:iCs/>
+          <w:color w:val="6B6B6B"/>
+          <w:sz w:val="16"/>
+          <w:szCs w:val="16"/>
+        </w:rPr>
+        <w:t xml:space="preserve">   [repeats Instrument A21 — Wilcoxon signed-rank on the pair]</w:t>
+      </w:r>
+    </w:p>
+    <w:p>
+      <w:pPr>
+        <w:spacing w:after="50" w:before="0" w:line="265"/>
+        <w:ind w:left="520"/>
+      </w:pPr>
+      <w:r>
+        <w:rPr>
+          <w:rFonts w:ascii="Arial" w:cs="Arial" w:eastAsia="Arial" w:hAnsi="Arial"/>
+          <w:sz w:val="19"/>
+          <w:szCs w:val="19"/>
+        </w:rPr>
+        <w:t xml:space="preserve">☐ 1      ☐ 2      ☐ 3      ☐ 4      ☐ 5</w:t>
+      </w:r>
+      <w:r>
+        <w:rPr>
+          <w:rFonts w:ascii="Arial" w:cs="Arial" w:eastAsia="Arial" w:hAnsi="Arial"/>
+          <w:i/>
+          <w:iCs/>
+          <w:color w:val="6B6B6B"/>
+          <w:sz w:val="15"/>
+          <w:szCs w:val="15"/>
+        </w:rPr>
+        <w:t xml:space="preserve">        1 = strongly disagree,  5 = strongly agree</w:t>
+      </w:r>
+    </w:p>
+    <w:p>
+      <w:pPr>
+        <w:spacing w:after="110" w:before="260" w:line="290"/>
+      </w:pPr>
+      <w:r>
+        <w:rPr>
+          <w:rFonts w:ascii="Arial" w:cs="Arial" w:eastAsia="Arial" w:hAnsi="Arial"/>
+          <w:b/>
+          <w:bCs/>
+          <w:i w:val="false"/>
+          <w:iCs w:val="false"/>
+          <w:color w:val="1A1A1A"/>
+          <w:sz w:val="22"/>
+          <w:szCs w:val="22"/>
+        </w:rPr>
+        <w:t xml:space="preserve">Part 6. System Usability Scale</w:t>
+      </w:r>
+    </w:p>
+    <w:p>
+      <w:pPr>
+        <w:spacing w:after="110" w:before="0" w:line="285"/>
+      </w:pPr>
+      <w:r>
+        <w:rPr>
+          <w:rFonts w:ascii="Arial" w:cs="Arial" w:eastAsia="Arial" w:hAnsi="Arial"/>
+          <w:b w:val="false"/>
+          <w:bCs w:val="false"/>
+          <w:i/>
+          <w:iCs/>
+          <w:color w:val="6B6B6B"/>
+          <w:sz w:val="17"/>
+          <w:szCs w:val="17"/>
+        </w:rPr>
+        <w:t xml:space="preserve">The System Usability Scale (Brooke, 1996), reproduced without alteration. It is the only published instrument in this study and its wording must not be edited — changing an item forfeits the published norms that are the entire reason for including it. Odd-numbered items are worded positively and even-numbered items negatively, on purpose; that alternation is part of the instrument. Scored separately from the ISO items and never averaged with them.</w:t>
+      </w:r>
+    </w:p>
+    <w:p>
+      <w:pPr>
+        <w:spacing w:after="40" w:before="130" w:line="275"/>
+        <w:ind w:left="260" w:hanging="260"/>
+      </w:pPr>
+      <w:r>
+        <w:rPr>
+          <w:rFonts w:ascii="Arial" w:cs="Arial" w:eastAsia="Arial" w:hAnsi="Arial"/>
+          <w:b/>
+          <w:bCs/>
+          <w:color w:val="8C2A2A"/>
+          <w:sz w:val="19"/>
+          <w:szCs w:val="19"/>
+        </w:rPr>
+        <w:t xml:space="preserve">26.  </w:t>
+      </w:r>
+      <w:r>
+        <w:rPr>
+          <w:rFonts w:ascii="Arial" w:cs="Arial" w:eastAsia="Arial" w:hAnsi="Arial"/>
+          <w:color w:val="1A1A1A"/>
+          <w:sz w:val="19"/>
+          <w:szCs w:val="19"/>
+        </w:rPr>
+        <w:t xml:space="preserve">I think that I would like to use this system frequently.</w:t>
+      </w:r>
+      <w:r>
+        <w:rPr>
+          <w:rFonts w:ascii="Arial" w:cs="Arial" w:eastAsia="Arial" w:hAnsi="Arial"/>
+          <w:i/>
+          <w:iCs/>
+          <w:color w:val="6B6B6B"/>
+          <w:sz w:val="16"/>
+          <w:szCs w:val="16"/>
+        </w:rPr>
+        <w:t xml:space="preserve">   [System Usability Scale item 1]</w:t>
+      </w:r>
+    </w:p>
+    <w:p>
+      <w:pPr>
+        <w:spacing w:after="50" w:before="0" w:line="265"/>
+        <w:ind w:left="520"/>
+      </w:pPr>
+      <w:r>
+        <w:rPr>
+          <w:rFonts w:ascii="Arial" w:cs="Arial" w:eastAsia="Arial" w:hAnsi="Arial"/>
+          <w:sz w:val="19"/>
+          <w:szCs w:val="19"/>
+        </w:rPr>
+        <w:t xml:space="preserve">☐ 1      ☐ 2      ☐ 3      ☐ 4      ☐ 5</w:t>
+      </w:r>
+      <w:r>
+        <w:rPr>
+          <w:rFonts w:ascii="Arial" w:cs="Arial" w:eastAsia="Arial" w:hAnsi="Arial"/>
+          <w:i/>
+          <w:iCs/>
+          <w:color w:val="6B6B6B"/>
+          <w:sz w:val="15"/>
+          <w:szCs w:val="15"/>
+        </w:rPr>
+        <w:t xml:space="preserve">        1 = strongly disagree,  5 = strongly agree</w:t>
+      </w:r>
+    </w:p>
+    <w:p>
+      <w:pPr>
+        <w:spacing w:after="40" w:before="130" w:line="275"/>
+        <w:ind w:left="260" w:hanging="260"/>
+      </w:pPr>
+      <w:r>
+        <w:rPr>
+          <w:rFonts w:ascii="Arial" w:cs="Arial" w:eastAsia="Arial" w:hAnsi="Arial"/>
+          <w:b/>
+          <w:bCs/>
+          <w:color w:val="8C2A2A"/>
+          <w:sz w:val="19"/>
+          <w:szCs w:val="19"/>
+        </w:rPr>
+        <w:t xml:space="preserve">27.  </w:t>
+      </w:r>
+      <w:r>
+        <w:rPr>
+          <w:rFonts w:ascii="Arial" w:cs="Arial" w:eastAsia="Arial" w:hAnsi="Arial"/>
+          <w:color w:val="1A1A1A"/>
+          <w:sz w:val="19"/>
+          <w:szCs w:val="19"/>
+        </w:rPr>
+        <w:t xml:space="preserve">I found the system unnecessarily complex.</w:t>
+      </w:r>
+      <w:r>
+        <w:rPr>
+          <w:rFonts w:ascii="Arial" w:cs="Arial" w:eastAsia="Arial" w:hAnsi="Arial"/>
+          <w:i/>
+          <w:iCs/>
+          <w:color w:val="6B6B6B"/>
+          <w:sz w:val="16"/>
+          <w:szCs w:val="16"/>
+        </w:rPr>
+        <w:t xml:space="preserve">   [System Usability Scale item 2]</w:t>
+      </w:r>
+    </w:p>
+    <w:p>
+      <w:pPr>
+        <w:spacing w:after="50" w:before="0" w:line="265"/>
+        <w:ind w:left="520"/>
+      </w:pPr>
+      <w:r>
+        <w:rPr>
+          <w:rFonts w:ascii="Arial" w:cs="Arial" w:eastAsia="Arial" w:hAnsi="Arial"/>
+          <w:sz w:val="19"/>
+          <w:szCs w:val="19"/>
+        </w:rPr>
+        <w:t xml:space="preserve">☐ 1      ☐ 2      ☐ 3      ☐ 4      ☐ 5</w:t>
+      </w:r>
+      <w:r>
+        <w:rPr>
+          <w:rFonts w:ascii="Arial" w:cs="Arial" w:eastAsia="Arial" w:hAnsi="Arial"/>
+          <w:i/>
+          <w:iCs/>
+          <w:color w:val="6B6B6B"/>
+          <w:sz w:val="15"/>
+          <w:szCs w:val="15"/>
+        </w:rPr>
+        <w:t xml:space="preserve">        1 = strongly disagree,  5 = strongly agree</w:t>
+      </w:r>
+    </w:p>
+    <w:p>
+      <w:pPr>
+        <w:spacing w:after="40" w:before="130" w:line="275"/>
+        <w:ind w:left="260" w:hanging="260"/>
+      </w:pPr>
+      <w:r>
+        <w:rPr>
+          <w:rFonts w:ascii="Arial" w:cs="Arial" w:eastAsia="Arial" w:hAnsi="Arial"/>
+          <w:b/>
+          <w:bCs/>
+          <w:color w:val="8C2A2A"/>
+          <w:sz w:val="19"/>
+          <w:szCs w:val="19"/>
+        </w:rPr>
+        <w:t xml:space="preserve">28.  </w:t>
+      </w:r>
+      <w:r>
+        <w:rPr>
+          <w:rFonts w:ascii="Arial" w:cs="Arial" w:eastAsia="Arial" w:hAnsi="Arial"/>
+          <w:color w:val="1A1A1A"/>
+          <w:sz w:val="19"/>
+          <w:szCs w:val="19"/>
+        </w:rPr>
+        <w:t xml:space="preserve">I thought the system was easy to use.</w:t>
+      </w:r>
+      <w:r>
+        <w:rPr>
+          <w:rFonts w:ascii="Arial" w:cs="Arial" w:eastAsia="Arial" w:hAnsi="Arial"/>
+          <w:i/>
+          <w:iCs/>
+          <w:color w:val="6B6B6B"/>
+          <w:sz w:val="16"/>
+          <w:szCs w:val="16"/>
+        </w:rPr>
+        <w:t xml:space="preserve">   [System Usability Scale item 3]</w:t>
+      </w:r>
+    </w:p>
+    <w:p>
+      <w:pPr>
+        <w:spacing w:after="50" w:before="0" w:line="265"/>
+        <w:ind w:left="520"/>
+      </w:pPr>
+      <w:r>
+        <w:rPr>
+          <w:rFonts w:ascii="Arial" w:cs="Arial" w:eastAsia="Arial" w:hAnsi="Arial"/>
+          <w:sz w:val="19"/>
+          <w:szCs w:val="19"/>
+        </w:rPr>
+        <w:t xml:space="preserve">☐ 1      ☐ 2      ☐ 3      ☐ 4      ☐ 5</w:t>
+      </w:r>
+      <w:r>
+        <w:rPr>
+          <w:rFonts w:ascii="Arial" w:cs="Arial" w:eastAsia="Arial" w:hAnsi="Arial"/>
+          <w:i/>
+          <w:iCs/>
+          <w:color w:val="6B6B6B"/>
+          <w:sz w:val="15"/>
+          <w:szCs w:val="15"/>
+        </w:rPr>
+        <w:t xml:space="preserve">        1 = strongly disagree,  5 = strongly agree</w:t>
+      </w:r>
+    </w:p>
+    <w:p>
+      <w:pPr>
+        <w:spacing w:after="40" w:before="130" w:line="275"/>
+        <w:ind w:left="260" w:hanging="260"/>
+      </w:pPr>
+      <w:r>
+        <w:rPr>
+          <w:rFonts w:ascii="Arial" w:cs="Arial" w:eastAsia="Arial" w:hAnsi="Arial"/>
+          <w:b/>
+          <w:bCs/>
+          <w:color w:val="8C2A2A"/>
+          <w:sz w:val="19"/>
+          <w:szCs w:val="19"/>
+        </w:rPr>
+        <w:t xml:space="preserve">29.  </w:t>
+      </w:r>
+      <w:r>
+        <w:rPr>
+          <w:rFonts w:ascii="Arial" w:cs="Arial" w:eastAsia="Arial" w:hAnsi="Arial"/>
+          <w:color w:val="1A1A1A"/>
+          <w:sz w:val="19"/>
+          <w:szCs w:val="19"/>
+        </w:rPr>
+        <w:t xml:space="preserve">I think that I would need the support of a technical person to be able to use this system.</w:t>
+      </w:r>
+      <w:r>
+        <w:rPr>
+          <w:rFonts w:ascii="Arial" w:cs="Arial" w:eastAsia="Arial" w:hAnsi="Arial"/>
+          <w:i/>
+          <w:iCs/>
+          <w:color w:val="6B6B6B"/>
+          <w:sz w:val="16"/>
+          <w:szCs w:val="16"/>
+        </w:rPr>
+        <w:t xml:space="preserve">   [System Usability Scale item 4]</w:t>
+      </w:r>
+    </w:p>
+    <w:p>
+      <w:pPr>
+        <w:spacing w:after="50" w:before="0" w:line="265"/>
+        <w:ind w:left="520"/>
+      </w:pPr>
+      <w:r>
+        <w:rPr>
+          <w:rFonts w:ascii="Arial" w:cs="Arial" w:eastAsia="Arial" w:hAnsi="Arial"/>
+          <w:sz w:val="19"/>
+          <w:szCs w:val="19"/>
+        </w:rPr>
+        <w:t xml:space="preserve">☐ 1      ☐ 2      ☐ 3      ☐ 4      ☐ 5</w:t>
+      </w:r>
+      <w:r>
+        <w:rPr>
+          <w:rFonts w:ascii="Arial" w:cs="Arial" w:eastAsia="Arial" w:hAnsi="Arial"/>
+          <w:i/>
+          <w:iCs/>
+          <w:color w:val="6B6B6B"/>
+          <w:sz w:val="15"/>
+          <w:szCs w:val="15"/>
+        </w:rPr>
+        <w:t xml:space="preserve">        1 = strongly disagree,  5 = strongly agree</w:t>
+      </w:r>
+    </w:p>
+    <w:p>
+      <w:pPr>
+        <w:spacing w:after="40" w:before="130" w:line="275"/>
+        <w:ind w:left="260" w:hanging="260"/>
+      </w:pPr>
+      <w:r>
+        <w:rPr>
+          <w:rFonts w:ascii="Arial" w:cs="Arial" w:eastAsia="Arial" w:hAnsi="Arial"/>
+          <w:b/>
+          <w:bCs/>
+          <w:color w:val="8C2A2A"/>
+          <w:sz w:val="19"/>
+          <w:szCs w:val="19"/>
+        </w:rPr>
+        <w:t xml:space="preserve">30.  </w:t>
+      </w:r>
+      <w:r>
+        <w:rPr>
+          <w:rFonts w:ascii="Arial" w:cs="Arial" w:eastAsia="Arial" w:hAnsi="Arial"/>
+          <w:color w:val="1A1A1A"/>
+          <w:sz w:val="19"/>
+          <w:szCs w:val="19"/>
+        </w:rPr>
+        <w:t xml:space="preserve">I found the various functions in this system were well integrated.</w:t>
+      </w:r>
+      <w:r>
+        <w:rPr>
+          <w:rFonts w:ascii="Arial" w:cs="Arial" w:eastAsia="Arial" w:hAnsi="Arial"/>
+          <w:i/>
+          <w:iCs/>
+          <w:color w:val="6B6B6B"/>
+          <w:sz w:val="16"/>
+          <w:szCs w:val="16"/>
+        </w:rPr>
+        <w:t xml:space="preserve">   [System Usability Scale item 5]</w:t>
+      </w:r>
+    </w:p>
+    <w:p>
+      <w:pPr>
+        <w:spacing w:after="50" w:before="0" w:line="265"/>
+        <w:ind w:left="520"/>
+      </w:pPr>
+      <w:r>
+        <w:rPr>
+          <w:rFonts w:ascii="Arial" w:cs="Arial" w:eastAsia="Arial" w:hAnsi="Arial"/>
+          <w:sz w:val="19"/>
+          <w:szCs w:val="19"/>
+        </w:rPr>
+        <w:t xml:space="preserve">☐ 1      ☐ 2      ☐ 3      ☐ 4      ☐ 5</w:t>
+      </w:r>
+      <w:r>
+        <w:rPr>
+          <w:rFonts w:ascii="Arial" w:cs="Arial" w:eastAsia="Arial" w:hAnsi="Arial"/>
+          <w:i/>
+          <w:iCs/>
+          <w:color w:val="6B6B6B"/>
+          <w:sz w:val="15"/>
+          <w:szCs w:val="15"/>
+        </w:rPr>
+        <w:t xml:space="preserve">        1 = strongly disagree,  5 = strongly agree</w:t>
+      </w:r>
+    </w:p>
+    <w:p>
+      <w:pPr>
+        <w:spacing w:after="40" w:before="130" w:line="275"/>
+        <w:ind w:left="260" w:hanging="260"/>
+      </w:pPr>
+      <w:r>
+        <w:rPr>
+          <w:rFonts w:ascii="Arial" w:cs="Arial" w:eastAsia="Arial" w:hAnsi="Arial"/>
+          <w:b/>
+          <w:bCs/>
+          <w:color w:val="8C2A2A"/>
+          <w:sz w:val="19"/>
+          <w:szCs w:val="19"/>
+        </w:rPr>
+        <w:t xml:space="preserve">31.  </w:t>
+      </w:r>
+      <w:r>
+        <w:rPr>
+          <w:rFonts w:ascii="Arial" w:cs="Arial" w:eastAsia="Arial" w:hAnsi="Arial"/>
+          <w:color w:val="1A1A1A"/>
+          <w:sz w:val="19"/>
+          <w:szCs w:val="19"/>
+        </w:rPr>
+        <w:t xml:space="preserve">I thought there was too much inconsistency in this system.</w:t>
+      </w:r>
+      <w:r>
+        <w:rPr>
+          <w:rFonts w:ascii="Arial" w:cs="Arial" w:eastAsia="Arial" w:hAnsi="Arial"/>
+          <w:i/>
+          <w:iCs/>
+          <w:color w:val="6B6B6B"/>
+          <w:sz w:val="16"/>
+          <w:szCs w:val="16"/>
+        </w:rPr>
+        <w:t xml:space="preserve">   [System Usability Scale item 6]</w:t>
+      </w:r>
+    </w:p>
+    <w:p>
+      <w:pPr>
+        <w:spacing w:after="50" w:before="0" w:line="265"/>
+        <w:ind w:left="520"/>
+      </w:pPr>
+      <w:r>
+        <w:rPr>
+          <w:rFonts w:ascii="Arial" w:cs="Arial" w:eastAsia="Arial" w:hAnsi="Arial"/>
+          <w:sz w:val="19"/>
+          <w:szCs w:val="19"/>
+        </w:rPr>
+        <w:t xml:space="preserve">☐ 1      ☐ 2      ☐ 3      ☐ 4      ☐ 5</w:t>
+      </w:r>
+      <w:r>
+        <w:rPr>
+          <w:rFonts w:ascii="Arial" w:cs="Arial" w:eastAsia="Arial" w:hAnsi="Arial"/>
+          <w:i/>
+          <w:iCs/>
+          <w:color w:val="6B6B6B"/>
+          <w:sz w:val="15"/>
+          <w:szCs w:val="15"/>
+        </w:rPr>
+        <w:t xml:space="preserve">        1 = strongly disagree,  5 = strongly agree</w:t>
+      </w:r>
+    </w:p>
+    <w:p>
+      <w:pPr>
+        <w:spacing w:after="40" w:before="130" w:line="275"/>
+        <w:ind w:left="260" w:hanging="260"/>
+      </w:pPr>
+      <w:r>
+        <w:rPr>
+          <w:rFonts w:ascii="Arial" w:cs="Arial" w:eastAsia="Arial" w:hAnsi="Arial"/>
+          <w:b/>
+          <w:bCs/>
+          <w:color w:val="8C2A2A"/>
+          <w:sz w:val="19"/>
+          <w:szCs w:val="19"/>
+        </w:rPr>
+        <w:t xml:space="preserve">32.  </w:t>
+      </w:r>
+      <w:r>
+        <w:rPr>
+          <w:rFonts w:ascii="Arial" w:cs="Arial" w:eastAsia="Arial" w:hAnsi="Arial"/>
+          <w:color w:val="1A1A1A"/>
+          <w:sz w:val="19"/>
+          <w:szCs w:val="19"/>
+        </w:rPr>
+        <w:t xml:space="preserve">I would imagine that most people would learn to use this system very quickly.</w:t>
+      </w:r>
+      <w:r>
+        <w:rPr>
+          <w:rFonts w:ascii="Arial" w:cs="Arial" w:eastAsia="Arial" w:hAnsi="Arial"/>
+          <w:i/>
+          <w:iCs/>
+          <w:color w:val="6B6B6B"/>
+          <w:sz w:val="16"/>
+          <w:szCs w:val="16"/>
+        </w:rPr>
+        <w:t xml:space="preserve">   [System Usability Scale item 7]</w:t>
+      </w:r>
+    </w:p>
+    <w:p>
+      <w:pPr>
+        <w:spacing w:after="50" w:before="0" w:line="265"/>
+        <w:ind w:left="520"/>
+      </w:pPr>
+      <w:r>
+        <w:rPr>
+          <w:rFonts w:ascii="Arial" w:cs="Arial" w:eastAsia="Arial" w:hAnsi="Arial"/>
+          <w:sz w:val="19"/>
+          <w:szCs w:val="19"/>
+        </w:rPr>
+        <w:t xml:space="preserve">☐ 1      ☐ 2      ☐ 3      ☐ 4      ☐ 5</w:t>
+      </w:r>
+      <w:r>
+        <w:rPr>
+          <w:rFonts w:ascii="Arial" w:cs="Arial" w:eastAsia="Arial" w:hAnsi="Arial"/>
+          <w:i/>
+          <w:iCs/>
+          <w:color w:val="6B6B6B"/>
+          <w:sz w:val="15"/>
+          <w:szCs w:val="15"/>
+        </w:rPr>
+        <w:t xml:space="preserve">        1 = strongly disagree,  5 = strongly agree</w:t>
+      </w:r>
+    </w:p>
+    <w:p>
+      <w:pPr>
+        <w:spacing w:after="40" w:before="130" w:line="275"/>
+        <w:ind w:left="260" w:hanging="260"/>
+      </w:pPr>
+      <w:r>
+        <w:rPr>
+          <w:rFonts w:ascii="Arial" w:cs="Arial" w:eastAsia="Arial" w:hAnsi="Arial"/>
+          <w:b/>
+          <w:bCs/>
+          <w:color w:val="8C2A2A"/>
+          <w:sz w:val="19"/>
+          <w:szCs w:val="19"/>
+        </w:rPr>
+        <w:t xml:space="preserve">33.  </w:t>
+      </w:r>
+      <w:r>
+        <w:rPr>
+          <w:rFonts w:ascii="Arial" w:cs="Arial" w:eastAsia="Arial" w:hAnsi="Arial"/>
+          <w:color w:val="1A1A1A"/>
+          <w:sz w:val="19"/>
+          <w:szCs w:val="19"/>
+        </w:rPr>
+        <w:t xml:space="preserve">I found the system very cumbersome to use.</w:t>
+      </w:r>
+      <w:r>
+        <w:rPr>
+          <w:rFonts w:ascii="Arial" w:cs="Arial" w:eastAsia="Arial" w:hAnsi="Arial"/>
+          <w:i/>
+          <w:iCs/>
+          <w:color w:val="6B6B6B"/>
+          <w:sz w:val="16"/>
+          <w:szCs w:val="16"/>
+        </w:rPr>
+        <w:t xml:space="preserve">   [System Usability Scale item 8]</w:t>
+      </w:r>
+    </w:p>
+    <w:p>
+      <w:pPr>
+        <w:spacing w:after="50" w:before="0" w:line="265"/>
+        <w:ind w:left="520"/>
+      </w:pPr>
+      <w:r>
+        <w:rPr>
+          <w:rFonts w:ascii="Arial" w:cs="Arial" w:eastAsia="Arial" w:hAnsi="Arial"/>
+          <w:sz w:val="19"/>
+          <w:szCs w:val="19"/>
+        </w:rPr>
+        <w:t xml:space="preserve">☐ 1      ☐ 2      ☐ 3      ☐ 4      ☐ 5</w:t>
+      </w:r>
+      <w:r>
+        <w:rPr>
+          <w:rFonts w:ascii="Arial" w:cs="Arial" w:eastAsia="Arial" w:hAnsi="Arial"/>
+          <w:i/>
+          <w:iCs/>
+          <w:color w:val="6B6B6B"/>
+          <w:sz w:val="15"/>
+          <w:szCs w:val="15"/>
+        </w:rPr>
+        <w:t xml:space="preserve">        1 = strongly disagree,  5 = strongly agree</w:t>
+      </w:r>
+    </w:p>
+    <w:p>
+      <w:pPr>
+        <w:spacing w:after="40" w:before="130" w:line="275"/>
+        <w:ind w:left="260" w:hanging="260"/>
+      </w:pPr>
+      <w:r>
+        <w:rPr>
+          <w:rFonts w:ascii="Arial" w:cs="Arial" w:eastAsia="Arial" w:hAnsi="Arial"/>
+          <w:b/>
+          <w:bCs/>
+          <w:color w:val="8C2A2A"/>
+          <w:sz w:val="19"/>
+          <w:szCs w:val="19"/>
+        </w:rPr>
+        <w:t xml:space="preserve">34.  </w:t>
+      </w:r>
+      <w:r>
+        <w:rPr>
+          <w:rFonts w:ascii="Arial" w:cs="Arial" w:eastAsia="Arial" w:hAnsi="Arial"/>
+          <w:color w:val="1A1A1A"/>
+          <w:sz w:val="19"/>
+          <w:szCs w:val="19"/>
+        </w:rPr>
+        <w:t xml:space="preserve">I felt very confident using the system.</w:t>
+      </w:r>
+      <w:r>
+        <w:rPr>
+          <w:rFonts w:ascii="Arial" w:cs="Arial" w:eastAsia="Arial" w:hAnsi="Arial"/>
+          <w:i/>
+          <w:iCs/>
+          <w:color w:val="6B6B6B"/>
+          <w:sz w:val="16"/>
+          <w:szCs w:val="16"/>
+        </w:rPr>
+        <w:t xml:space="preserve">   [System Usability Scale item 9]</w:t>
+      </w:r>
+    </w:p>
+    <w:p>
+      <w:pPr>
+        <w:spacing w:after="50" w:before="0" w:line="265"/>
+        <w:ind w:left="520"/>
+      </w:pPr>
+      <w:r>
+        <w:rPr>
+          <w:rFonts w:ascii="Arial" w:cs="Arial" w:eastAsia="Arial" w:hAnsi="Arial"/>
+          <w:sz w:val="19"/>
+          <w:szCs w:val="19"/>
+        </w:rPr>
+        <w:t xml:space="preserve">☐ 1      ☐ 2      ☐ 3      ☐ 4      ☐ 5</w:t>
+      </w:r>
+      <w:r>
+        <w:rPr>
+          <w:rFonts w:ascii="Arial" w:cs="Arial" w:eastAsia="Arial" w:hAnsi="Arial"/>
+          <w:i/>
+          <w:iCs/>
+          <w:color w:val="6B6B6B"/>
+          <w:sz w:val="15"/>
+          <w:szCs w:val="15"/>
+        </w:rPr>
+        <w:t xml:space="preserve">        1 = strongly disagree,  5 = strongly agree</w:t>
+      </w:r>
+    </w:p>
+    <w:p>
+      <w:pPr>
+        <w:spacing w:after="40" w:before="130" w:line="275"/>
+        <w:ind w:left="260" w:hanging="260"/>
+      </w:pPr>
+      <w:r>
+        <w:rPr>
+          <w:rFonts w:ascii="Arial" w:cs="Arial" w:eastAsia="Arial" w:hAnsi="Arial"/>
+          <w:b/>
+          <w:bCs/>
+          <w:color w:val="8C2A2A"/>
+          <w:sz w:val="19"/>
+          <w:szCs w:val="19"/>
+        </w:rPr>
+        <w:t xml:space="preserve">35.  </w:t>
+      </w:r>
+      <w:r>
+        <w:rPr>
+          <w:rFonts w:ascii="Arial" w:cs="Arial" w:eastAsia="Arial" w:hAnsi="Arial"/>
+          <w:color w:val="1A1A1A"/>
+          <w:sz w:val="19"/>
+          <w:szCs w:val="19"/>
+        </w:rPr>
+        <w:t xml:space="preserve">I needed to learn a lot of things before I could get going with this system.</w:t>
+      </w:r>
+      <w:r>
+        <w:rPr>
+          <w:rFonts w:ascii="Arial" w:cs="Arial" w:eastAsia="Arial" w:hAnsi="Arial"/>
+          <w:i/>
+          <w:iCs/>
+          <w:color w:val="6B6B6B"/>
+          <w:sz w:val="16"/>
+          <w:szCs w:val="16"/>
+        </w:rPr>
+        <w:t xml:space="preserve">   [System Usability Scale item 10]</w:t>
+      </w:r>
+    </w:p>
+    <w:p>
+      <w:pPr>
+        <w:spacing w:after="50" w:before="0" w:line="265"/>
+        <w:ind w:left="520"/>
+      </w:pPr>
+      <w:r>
+        <w:rPr>
+          <w:rFonts w:ascii="Arial" w:cs="Arial" w:eastAsia="Arial" w:hAnsi="Arial"/>
+          <w:sz w:val="19"/>
+          <w:szCs w:val="19"/>
+        </w:rPr>
+        <w:t xml:space="preserve">☐ 1      ☐ 2      ☐ 3      ☐ 4      ☐ 5</w:t>
+      </w:r>
+      <w:r>
+        <w:rPr>
+          <w:rFonts w:ascii="Arial" w:cs="Arial" w:eastAsia="Arial" w:hAnsi="Arial"/>
+          <w:i/>
+          <w:iCs/>
+          <w:color w:val="6B6B6B"/>
+          <w:sz w:val="15"/>
+          <w:szCs w:val="15"/>
+        </w:rPr>
+        <w:t xml:space="preserve">        1 = strongly disagree,  5 = strongly agree</w:t>
+      </w:r>
+    </w:p>
+    <w:p>
+      <w:pPr>
+        <w:spacing w:after="110" w:before="260" w:line="290"/>
+      </w:pPr>
+      <w:r>
+        <w:rPr>
+          <w:rFonts w:ascii="Arial" w:cs="Arial" w:eastAsia="Arial" w:hAnsi="Arial"/>
+          <w:b/>
+          <w:bCs/>
+          <w:i w:val="false"/>
+          <w:iCs w:val="false"/>
+          <w:color w:val="1A1A1A"/>
+          <w:sz w:val="22"/>
+          <w:szCs w:val="22"/>
+        </w:rPr>
+        <w:t xml:space="preserve">Part 7. Overall</w:t>
+      </w:r>
+    </w:p>
+    <w:p>
+      <w:pPr>
+        <w:spacing w:after="40" w:before="130" w:line="275"/>
+        <w:ind w:left="260" w:hanging="260"/>
+      </w:pPr>
+      <w:r>
+        <w:rPr>
+          <w:rFonts w:ascii="Arial" w:cs="Arial" w:eastAsia="Arial" w:hAnsi="Arial"/>
+          <w:b/>
+          <w:bCs/>
+          <w:color w:val="8C2A2A"/>
+          <w:sz w:val="19"/>
+          <w:szCs w:val="19"/>
+        </w:rPr>
+        <w:t xml:space="preserve">36.  </w:t>
+      </w:r>
+      <w:r>
+        <w:rPr>
+          <w:rFonts w:ascii="Arial" w:cs="Arial" w:eastAsia="Arial" w:hAnsi="Arial"/>
+          <w:color w:val="1A1A1A"/>
+          <w:sz w:val="19"/>
+          <w:szCs w:val="19"/>
+        </w:rPr>
+        <w:t xml:space="preserve">I would use this to apply for a real job.</w:t>
+      </w:r>
+      <w:r>
+        <w:rPr>
+          <w:rFonts w:ascii="Arial" w:cs="Arial" w:eastAsia="Arial" w:hAnsi="Arial"/>
+          <w:i/>
+          <w:iCs/>
+          <w:color w:val="6B6B6B"/>
+          <w:sz w:val="16"/>
+          <w:szCs w:val="16"/>
+        </w:rPr>
+        <w:t xml:space="preserve">   [reported as a distribution — not averaged]</w:t>
+      </w:r>
+    </w:p>
+    <w:p>
+      <w:pPr>
+        <w:spacing w:after="50" w:before="0" w:line="265"/>
+        <w:ind w:left="520"/>
+      </w:pPr>
+      <w:r>
+        <w:rPr>
+          <w:rFonts w:ascii="Arial" w:cs="Arial" w:eastAsia="Arial" w:hAnsi="Arial"/>
+          <w:sz w:val="19"/>
+          <w:szCs w:val="19"/>
+        </w:rPr>
+        <w:t xml:space="preserve">☐ 1      ☐ 2      ☐ 3      ☐ 4      ☐ 5</w:t>
+      </w:r>
+      <w:r>
+        <w:rPr>
+          <w:rFonts w:ascii="Arial" w:cs="Arial" w:eastAsia="Arial" w:hAnsi="Arial"/>
+          <w:i/>
+          <w:iCs/>
+          <w:color w:val="6B6B6B"/>
+          <w:sz w:val="15"/>
+          <w:szCs w:val="15"/>
+        </w:rPr>
+        <w:t xml:space="preserve">        1 = strongly disagree,  5 = strongly agree</w:t>
+      </w:r>
+    </w:p>
+    <w:p>
+      <w:pPr>
+        <w:spacing w:after="40" w:before="130" w:line="275"/>
+        <w:ind w:left="260" w:hanging="260"/>
+      </w:pPr>
+      <w:r>
+        <w:rPr>
+          <w:rFonts w:ascii="Arial" w:cs="Arial" w:eastAsia="Arial" w:hAnsi="Arial"/>
+          <w:b/>
+          <w:bCs/>
+          <w:color w:val="8C2A2A"/>
+          <w:sz w:val="19"/>
+          <w:szCs w:val="19"/>
+        </w:rPr>
+        <w:t xml:space="preserve">37.  </w:t>
+      </w:r>
+      <w:r>
+        <w:rPr>
+          <w:rFonts w:ascii="Arial" w:cs="Arial" w:eastAsia="Arial" w:hAnsi="Arial"/>
+          <w:color w:val="1A1A1A"/>
+          <w:sz w:val="19"/>
+          <w:szCs w:val="19"/>
+        </w:rPr>
+        <w:t xml:space="preserve">I would recommend this to someone else who is looking for work.</w:t>
+      </w:r>
+      <w:r>
+        <w:rPr>
+          <w:rFonts w:ascii="Arial" w:cs="Arial" w:eastAsia="Arial" w:hAnsi="Arial"/>
+          <w:i/>
+          <w:iCs/>
+          <w:color w:val="6B6B6B"/>
+          <w:sz w:val="16"/>
+          <w:szCs w:val="16"/>
+        </w:rPr>
+        <w:t xml:space="preserve">   [reported as a distribution — not averaged]</w:t>
+      </w:r>
+    </w:p>
+    <w:p>
+      <w:pPr>
+        <w:spacing w:after="50" w:before="0" w:line="265"/>
+        <w:ind w:left="520"/>
+      </w:pPr>
+      <w:r>
+        <w:rPr>
+          <w:rFonts w:ascii="Arial" w:cs="Arial" w:eastAsia="Arial" w:hAnsi="Arial"/>
+          <w:sz w:val="19"/>
+          <w:szCs w:val="19"/>
+        </w:rPr>
+        <w:t xml:space="preserve">☐ 1      ☐ 2      ☐ 3      ☐ 4      ☐ 5</w:t>
+      </w:r>
+      <w:r>
+        <w:rPr>
+          <w:rFonts w:ascii="Arial" w:cs="Arial" w:eastAsia="Arial" w:hAnsi="Arial"/>
+          <w:i/>
+          <w:iCs/>
+          <w:color w:val="6B6B6B"/>
+          <w:sz w:val="15"/>
+          <w:szCs w:val="15"/>
+        </w:rPr>
+        <w:t xml:space="preserve">        1 = strongly disagree,  5 = strongly agree</w:t>
+      </w:r>
+    </w:p>
+    <w:p>
+      <w:pPr>
+        <w:spacing w:after="40" w:before="130" w:line="275"/>
+        <w:ind w:left="260" w:hanging="260"/>
+      </w:pPr>
+      <w:r>
+        <w:rPr>
+          <w:rFonts w:ascii="Arial" w:cs="Arial" w:eastAsia="Arial" w:hAnsi="Arial"/>
+          <w:b/>
+          <w:bCs/>
+          <w:color w:val="8C2A2A"/>
+          <w:sz w:val="19"/>
+          <w:szCs w:val="19"/>
+        </w:rPr>
+        <w:t xml:space="preserve">38.  </w:t>
+      </w:r>
+      <w:r>
+        <w:rPr>
+          <w:rFonts w:ascii="Arial" w:cs="Arial" w:eastAsia="Arial" w:hAnsi="Arial"/>
+          <w:color w:val="1A1A1A"/>
+          <w:sz w:val="19"/>
+          <w:szCs w:val="19"/>
+        </w:rPr>
+        <w:t xml:space="preserve">What was the most useful thing about it?</w:t>
+      </w:r>
+      <w:r>
+        <w:rPr>
+          <w:rFonts w:ascii="Arial" w:cs="Arial" w:eastAsia="Arial" w:hAnsi="Arial"/>
+          <w:i/>
+          <w:iCs/>
+          <w:color w:val="6B6B6B"/>
+          <w:sz w:val="16"/>
+          <w:szCs w:val="16"/>
+        </w:rPr>
+        <w:t xml:space="preserve">   (choose one)</w:t>
+      </w:r>
+    </w:p>
+    <w:p>
+      <w:pPr>
+        <w:spacing w:after="34" w:before="0" w:line="265"/>
+        <w:ind w:left="520"/>
+      </w:pPr>
+      <w:r>
+        <w:rPr>
+          <w:rFonts w:ascii="Arial" w:cs="Arial" w:eastAsia="Arial" w:hAnsi="Arial"/>
+          <w:sz w:val="20"/>
+          <w:szCs w:val="20"/>
+        </w:rPr>
+        <w:t xml:space="preserve">☐   </w:t>
+      </w:r>
+      <w:r>
+        <w:rPr>
+          <w:rFonts w:ascii="Arial" w:cs="Arial" w:eastAsia="Arial" w:hAnsi="Arial"/>
+          <w:color w:val="1A1A1A"/>
+          <w:sz w:val="19"/>
+          <w:szCs w:val="19"/>
+        </w:rPr>
+        <w:t xml:space="preserve">Being guided step by step through the resume</w:t>
+      </w:r>
+    </w:p>
+    <w:p>
+      <w:pPr>
+        <w:spacing w:after="34" w:before="0" w:line="265"/>
+        <w:ind w:left="520"/>
+      </w:pPr>
+      <w:r>
+        <w:rPr>
+          <w:rFonts w:ascii="Arial" w:cs="Arial" w:eastAsia="Arial" w:hAnsi="Arial"/>
+          <w:sz w:val="20"/>
+          <w:szCs w:val="20"/>
+        </w:rPr>
+        <w:t xml:space="preserve">☐   </w:t>
+      </w:r>
+      <w:r>
+        <w:rPr>
+          <w:rFonts w:ascii="Arial" w:cs="Arial" w:eastAsia="Arial" w:hAnsi="Arial"/>
+          <w:color w:val="1A1A1A"/>
+          <w:sz w:val="19"/>
+          <w:szCs w:val="19"/>
+        </w:rPr>
+        <w:t xml:space="preserve">The choice of resume designs</w:t>
+      </w:r>
+    </w:p>
+    <w:p>
+      <w:pPr>
+        <w:spacing w:after="34" w:before="0" w:line="265"/>
+        <w:ind w:left="520"/>
+      </w:pPr>
+      <w:r>
+        <w:rPr>
+          <w:rFonts w:ascii="Arial" w:cs="Arial" w:eastAsia="Arial" w:hAnsi="Arial"/>
+          <w:sz w:val="20"/>
+          <w:szCs w:val="20"/>
+        </w:rPr>
+        <w:t xml:space="preserve">☐   </w:t>
+      </w:r>
+      <w:r>
+        <w:rPr>
+          <w:rFonts w:ascii="Arial" w:cs="Arial" w:eastAsia="Arial" w:hAnsi="Arial"/>
+          <w:color w:val="1A1A1A"/>
+          <w:sz w:val="19"/>
+          <w:szCs w:val="19"/>
+        </w:rPr>
+        <w:t xml:space="preserve">Seeing my match score</w:t>
+      </w:r>
+    </w:p>
+    <w:p>
+      <w:pPr>
+        <w:spacing w:after="34" w:before="0" w:line="265"/>
+        <w:ind w:left="520"/>
+      </w:pPr>
+      <w:r>
+        <w:rPr>
+          <w:rFonts w:ascii="Arial" w:cs="Arial" w:eastAsia="Arial" w:hAnsi="Arial"/>
+          <w:sz w:val="20"/>
+          <w:szCs w:val="20"/>
+        </w:rPr>
+        <w:t xml:space="preserve">☐   </w:t>
+      </w:r>
+      <w:r>
+        <w:rPr>
+          <w:rFonts w:ascii="Arial" w:cs="Arial" w:eastAsia="Arial" w:hAnsi="Arial"/>
+          <w:color w:val="1A1A1A"/>
+          <w:sz w:val="19"/>
+          <w:szCs w:val="19"/>
+        </w:rPr>
+        <w:t xml:space="preserve">Being told which skills I was missing</w:t>
+      </w:r>
+    </w:p>
+    <w:p>
+      <w:pPr>
+        <w:spacing w:after="34" w:before="0" w:line="265"/>
+        <w:ind w:left="520"/>
+      </w:pPr>
+      <w:r>
+        <w:rPr>
+          <w:rFonts w:ascii="Arial" w:cs="Arial" w:eastAsia="Arial" w:hAnsi="Arial"/>
+          <w:sz w:val="20"/>
+          <w:szCs w:val="20"/>
+        </w:rPr>
+        <w:t xml:space="preserve">☐   </w:t>
+      </w:r>
+      <w:r>
+        <w:rPr>
+          <w:rFonts w:ascii="Arial" w:cs="Arial" w:eastAsia="Arial" w:hAnsi="Arial"/>
+          <w:color w:val="1A1A1A"/>
+          <w:sz w:val="19"/>
+          <w:szCs w:val="19"/>
+        </w:rPr>
+        <w:t xml:space="preserve">Being able to apply from the same place</w:t>
+      </w:r>
+    </w:p>
+    <w:p>
+      <w:pPr>
+        <w:spacing w:after="34" w:before="0" w:line="265"/>
+        <w:ind w:left="520"/>
+      </w:pPr>
+      <w:r>
+        <w:rPr>
+          <w:rFonts w:ascii="Arial" w:cs="Arial" w:eastAsia="Arial" w:hAnsi="Arial"/>
+          <w:sz w:val="20"/>
+          <w:szCs w:val="20"/>
+        </w:rPr>
+        <w:t xml:space="preserve">☐   </w:t>
+      </w:r>
+      <w:r>
+        <w:rPr>
+          <w:rFonts w:ascii="Arial" w:cs="Arial" w:eastAsia="Arial" w:hAnsi="Arial"/>
+          <w:color w:val="1A1A1A"/>
+          <w:sz w:val="19"/>
+          <w:szCs w:val="19"/>
+        </w:rPr>
+        <w:t xml:space="preserve">The learning hub guides</w:t>
+      </w:r>
+    </w:p>
+    <w:p>
+      <w:pPr>
+        <w:spacing w:after="40" w:before="130" w:line="275"/>
+        <w:ind w:left="260" w:hanging="260"/>
+      </w:pPr>
+      <w:r>
+        <w:rPr>
+          <w:rFonts w:ascii="Arial" w:cs="Arial" w:eastAsia="Arial" w:hAnsi="Arial"/>
+          <w:b/>
+          <w:bCs/>
+          <w:color w:val="8C2A2A"/>
+          <w:sz w:val="19"/>
+          <w:szCs w:val="19"/>
+        </w:rPr>
+        <w:t xml:space="preserve">39.  </w:t>
       </w:r>
       <w:r>
         <w:rPr>
@@ -14365,7 +15305,7 @@
                 <w:sz w:val="16"/>
                 <w:szCs w:val="16"/>
               </w:rPr>
-              <w:t xml:space="preserve">25</w:t>
+              <w:t xml:space="preserve">39</w:t>
             </w:r>
           </w:p>
         </w:tc>
@@ -14481,7 +15421,7 @@
                 <w:sz w:val="16"/>
                 <w:szCs w:val="16"/>
               </w:rPr>
-              <w:t xml:space="preserve">19</w:t>
+              <w:t xml:space="preserve">33</w:t>
             </w:r>
           </w:p>
         </w:tc>
@@ -14980,7 +15920,7 @@
                 <w:sz w:val="16"/>
                 <w:szCs w:val="16"/>
               </w:rPr>
-              <w:t xml:space="preserve">103</w:t>
+              <w:t xml:space="preserve">117</w:t>
             </w:r>
           </w:p>
         </w:tc>
@@ -15096,7 +16036,7 @@
                 <w:sz w:val="16"/>
                 <w:szCs w:val="16"/>
               </w:rPr>
-              <w:t xml:space="preserve">66</w:t>
+              <w:t xml:space="preserve">80</w:t>
             </w:r>
           </w:p>
         </w:tc>

--- a/05_Website_Angular/docs/ResumeMatch-PH-Research-Instruments.docx
+++ b/05_Website_Angular/docs/ResumeMatch-PH-Research-Instruments.docx
@@ -9862,16 +9862,7 @@
           <w:sz w:val="20"/>
           <w:szCs w:val="20"/>
         </w:rPr>
-        <w:t xml:space="preserve">☐   </w:t>
-      </w:r>
-      <w:r>
-        <w:rPr>
-          <w:rFonts w:ascii="Arial" w:cs="Arial" w:eastAsia="Arial" w:hAnsi="Arial"/>
-          <w:color w:val="1A1A1A"/>
-          <w:sz w:val="19"/>
-          <w:szCs w:val="19"/>
-        </w:rPr>
-        <w:t xml:space="preserve">Being told which skills I was missing</w:t>
+        <w:t>☐   Being told how many skills I was missing</w:t>
       </w:r>
     </w:p>
     <w:p>
